--- a/public/uploads/contracts/draft-22.docx
+++ b/public/uploads/contracts/draft-22.docx
@@ -51,24 +51,24 @@
           <w:szCs w:val="28"/>
           <w:lang w:val="uz-Cyrl-UZ"/>
         </w:rPr>
-        <w:t xml:space="preserve">2026 йил 26-июн          А-25-XCTC3-сон                                        Тошкент шаҳри ш.</w:t>
-      </w:r>
-    </w:p>
-    <w:p/>
-    <w:p>
-      <w:pPr>
-        <w:spacing w:after="0" w:line="240" w:lineRule="auto"/>
-        <w:ind w:firstLine="851"/>
-        <w:jc w:val="both"/>
-      </w:pPr>
-      <w:r>
-        <w:rPr>
-          <w:rFonts w:ascii="Times New Roman" w:hAnsi="Times New Roman" w:cs="Times New Roman"/>
-          <w:sz w:val="28"/>
-          <w:szCs w:val="28"/>
-          <w:lang w:val="uz-Cyrl-UZ"/>
-        </w:rPr>
-        <w:t xml:space="preserve">Кейинги ўринларда “Ижарага берувчи” деб номланадиган Тошкент шаҳар ҳокимияти томонидан ва кейинги ўринларда “Ижарага олувчи” деб номланадиган Полатов Бойсун Ғозиевич («BARAKA NON» МЧЖ) томонидан мазкур шартномани Ўзбекистон Республикаси Ягона интерактив давлат хизматлари портали орқали 2026 йил 26-июн да келиб тушган А-25-XCTC3-сон аризага биноан тузди.</w:t>
+        <w:t xml:space="preserve">2026 йил 30-июн          А-26-R0CV2-сон                                        Тошкент шаҳри ш.</w:t>
+      </w:r>
+    </w:p>
+    <w:p/>
+    <w:p>
+      <w:pPr>
+        <w:spacing w:after="0" w:line="240" w:lineRule="auto"/>
+        <w:ind w:firstLine="851"/>
+        <w:jc w:val="both"/>
+      </w:pPr>
+      <w:r>
+        <w:rPr>
+          <w:rFonts w:ascii="Times New Roman" w:hAnsi="Times New Roman" w:cs="Times New Roman"/>
+          <w:sz w:val="28"/>
+          <w:szCs w:val="28"/>
+          <w:lang w:val="uz-Cyrl-UZ"/>
+        </w:rPr>
+        <w:t xml:space="preserve">Кейинги ўринларда “Ижарага берувчи” деб номланадиган Тошкент шаҳар ҳокимияти томонидан ва кейинги ўринларда “Ижарага олувчи” деб номланадиган Тўраев Ботир («FRESH MARKET» МЧЖ) томонидан мазкур шартномани Ўзбекистон Республикаси Ягона интерактив давлат хизматлари портали орқали 2026 йил 30-июн да келиб тушган А-26-R0CV2-сон аризага биноан тузди.</w:t>
       </w:r>
     </w:p>
     <w:p/>
@@ -120,7 +120,7 @@
           <w:szCs w:val="28"/>
           <w:lang w:val="uz-Cyrl-UZ"/>
         </w:rPr>
-        <w:t xml:space="preserve">1.2. Ижарага берувчи ер участкасини 2026 йил 26-июн дан 1 (бир) йил муддатга ижарага беради, Ижарага олувчи эса ўзига тегишли бўлган Тошкент шаҳрининг Мирзо-Улуғбек туманидаги Мирзо-Улуғбек тумани, Ўзбекистон кўчаси, №105 манзилда жойлашган «BARAKA NON» МЧЖ объекти (ер участкаси)га туташ ҳудуддаги кейинчалик “Ер участкаси” деб номланувчи 52 кв.м ер майдонни Нонвойхона фаолиятини ташкил этиш учун ижарага олади.</w:t>
+        <w:t xml:space="preserve">1.2. Ижарага берувчи ер участкасини 2026 йил 30-июн дан 1 (бир) йил муддатга ижарага беради, Ижарага олувчи эса ўзига тегишли бўлган Тошкент шаҳрининг Мирзо-Улуғбек туманидаги Мирзо-Улуғбек тумани, Зарафшон кўчаси, №119 манзилда жойлашган «FRESH MARKET» МЧЖ объекти (ер участкаси)га туташ ҳудуддаги кейинчалик “Ер участкаси” деб номланувчи 78 кв.м ер майдонни Озиқ-овқат дўкони фаолиятини ташкил этиш учун ижарага олади.</w:t>
       </w:r>
     </w:p>
     <w:p/>
@@ -274,7 +274,7 @@
           <w:szCs w:val="28"/>
           <w:lang w:val="uz-Cyrl-UZ"/>
         </w:rPr>
-        <w:t xml:space="preserve">2.6. Объект жойлашган кўча тури: Оддий кўча. Кадастр рақами: 10:11:02:07:03:0107.</w:t>
+        <w:t xml:space="preserve">2.6. Объект жойлашган кўча тури: Оддий кўча. Кадастр рақами: 10:11:03:06:02:0103.</w:t>
       </w:r>
     </w:p>
     <w:p/>
@@ -343,7 +343,7 @@
           <w:szCs w:val="28"/>
           <w:lang w:val="uz-Cyrl-UZ"/>
         </w:rPr>
-        <w:t xml:space="preserve">3.3. Ер участкаси учун йиллик ижара тўлови 28 080 000 сўмни ташкил этади ва йиллик ижара тўлов суммасининг тенг миқдорга бўлган ҳолда ҳар ойда (ойлик 2 340 000 сўм) амалга оширилади.</w:t>
+        <w:t xml:space="preserve">3.3. Ер участкаси учун йиллик ижара тўлови 42 120 000 сўмни ташкил этади ва йиллик ижара тўлов суммасининг тенг миқдорга бўлган ҳолда ҳар ойда (ойлик 3 510 000 сўм) амалга оширилади.</w:t>
       </w:r>
     </w:p>
     <w:p/>
@@ -1021,149 +1021,6 @@
         <w:t xml:space="preserve">Тарафларнинг юридик манзиллари ва реквизитлари:</w:t>
       </w:r>
     </w:p>
-    <w:p/>
-    <w:p/>
-    <w:tbl>
-      <w:tblPr>
-        <w:tblW w:w="9000" w:type="dxa"/>
-        <w:jc w:val="center"/>
-        <w:tblBorders>
-          <w:top w:val="none" w:sz="0" w:space="0"/>
-          <w:left w:val="none" w:sz="0" w:space="0"/>
-          <w:bottom w:val="none" w:sz="0" w:space="0"/>
-          <w:right w:val="none" w:sz="0" w:space="0"/>
-          <w:insideH w:val="none" w:sz="0" w:space="0"/>
-          <w:insideV w:val="none" w:sz="0" w:space="0"/>
-        </w:tblBorders>
-      </w:tblPr>
-      <w:tr>
-        <w:tc>
-          <w:tcPr>
-            <w:tcW w:w="3200" w:type="dxa"/>
-            <w:vAlign w:val="center"/>
-          </w:tcPr>
-          <w:p>
-            <w:pPr>
-              <w:jc w:val="left"/>
-              <w:spacing w:after="20" w:line="240" w:lineRule="auto"/>
-            </w:pPr>
-            <w:r>
-              <w:rPr>
-                <w:rFonts w:ascii="Times New Roman" w:hAnsi="Times New Roman" w:cs="Times New Roman"/>
-                <w:b/>
-                <w:bCs/>
-                <w:sz w:val="28"/>
-                <w:szCs w:val="28"/>
-                <w:lang w:val="uz-Cyrl-UZ"/>
-              </w:rPr>
-              <w:t xml:space="preserve">22-сон</w:t>
-            </w:r>
-          </w:p>
-          <w:p>
-            <w:pPr>
-              <w:jc w:val="left"/>
-              <w:spacing w:after="20" w:line="240" w:lineRule="auto"/>
-            </w:pPr>
-            <w:r>
-              <w:rPr>
-                <w:rFonts w:ascii="Times New Roman" w:hAnsi="Times New Roman" w:cs="Times New Roman"/>
-                <w:b/>
-                <w:bCs/>
-                <w:sz w:val="28"/>
-                <w:szCs w:val="28"/>
-                <w:lang w:val="uz-Cyrl-UZ"/>
-              </w:rPr>
-              <w:t xml:space="preserve">2026-йил 26-июн</w:t>
-            </w:r>
-          </w:p>
-        </w:tc>
-        <w:tc>
-          <w:tcPr>
-            <w:tcW w:w="2600" w:type="dxa"/>
-            <w:vAlign w:val="center"/>
-          </w:tcPr>
-          <w:p>
-            <w:pPr>
-              <w:jc w:val="center"/>
-              <w:spacing w:after="0"/>
-            </w:pPr>
-            <w:r>
-              <w:drawing>
-                <wp:inline distT="0" distB="0" distL="0" distR="0">
-                  <wp:extent cx="990000" cy="990000"/>
-                  <wp:effectExtent l="0" t="0" r="0" b="0"/>
-                  <wp:docPr id="1" name="QR1"/>
-                  <wp:cNvGraphicFramePr/>
-                  <a:graphic xmlns:a="http://schemas.openxmlformats.org/drawingml/2006/main">
-                    <a:graphicData uri="http://schemas.openxmlformats.org/drawingml/2006/picture">
-                      <pic:pic xmlns:pic="http://schemas.openxmlformats.org/drawingml/2006/picture">
-                        <pic:nvPicPr>
-                          <pic:cNvPr id="1" name="QR1"/>
-                          <pic:cNvPicPr/>
-                        </pic:nvPicPr>
-                        <pic:blipFill>
-                          <a:blip r:embed="rIdImg1"/>
-                          <a:stretch>
-                            <a:fillRect/>
-                          </a:stretch>
-                        </pic:blipFill>
-                        <pic:spPr>
-                          <a:xfrm>
-                            <a:off x="0" y="0"/>
-                            <a:ext cx="990000" cy="990000"/>
-                          </a:xfrm>
-                          <a:prstGeom prst="rect">
-                            <a:avLst/>
-                          </a:prstGeom>
-                        </pic:spPr>
-                      </pic:pic>
-                    </a:graphicData>
-                  </a:graphic>
-                </wp:inline>
-              </w:drawing>
-            </w:r>
-          </w:p>
-        </w:tc>
-        <w:tc>
-          <w:tcPr>
-            <w:tcW w:w="3200" w:type="dxa"/>
-            <w:vAlign w:val="center"/>
-          </w:tcPr>
-          <w:p>
-            <w:pPr>
-              <w:jc w:val="right"/>
-              <w:spacing w:after="20" w:line="240" w:lineRule="auto"/>
-            </w:pPr>
-            <w:r>
-              <w:rPr>
-                <w:rFonts w:ascii="Times New Roman" w:hAnsi="Times New Roman" w:cs="Times New Roman"/>
-                <w:b/>
-                <w:bCs/>
-                <w:sz w:val="28"/>
-                <w:szCs w:val="28"/>
-                <w:lang w:val="uz-Cyrl-UZ"/>
-              </w:rPr>
-              <w:t xml:space="preserve">Ш. Каримов</w:t>
-            </w:r>
-          </w:p>
-          <w:p>
-            <w:pPr>
-              <w:jc w:val="right"/>
-              <w:spacing w:after="20" w:line="240" w:lineRule="auto"/>
-            </w:pPr>
-            <w:r>
-              <w:rPr>
-                <w:rFonts w:ascii="Times New Roman" w:hAnsi="Times New Roman" w:cs="Times New Roman"/>
-                <w:sz w:val="28"/>
-                <w:szCs w:val="28"/>
-                <w:lang w:val="uz-Cyrl-UZ"/>
-              </w:rPr>
-              <w:t xml:space="preserve">Бошқарув раиси</w:t>
-            </w:r>
-          </w:p>
-        </w:tc>
-      </w:tr>
-    </w:tbl>
     <w:p/>
     <w:tbl>
       <w:tblPr>
@@ -1296,16 +1153,87 @@
           <w:p>
             <w:pPr>
               <w:jc w:val="center"/>
-              <w:spacing w:after="20"/>
-            </w:pPr>
-            <w:r>
-              <w:rPr>
-                <w:rFonts w:ascii="Times New Roman" w:hAnsi="Times New Roman" w:cs="Times New Roman"/>
-                <w:sz w:val="28"/>
-                <w:szCs w:val="28"/>
-                <w:lang w:val="uz-Cyrl-UZ"/>
-              </w:rPr>
-              <w:t xml:space="preserve">Е-ИМЗО билан тасдиқланган (юқорида)</w:t>
+              <w:spacing w:after="0"/>
+            </w:pPr>
+            <w:r>
+              <w:drawing>
+                <wp:inline distT="0" distB="0" distL="0" distR="0">
+                  <wp:extent cx="760000" cy="760000"/>
+                  <wp:effectExtent l="0" t="0" r="0" b="0"/>
+                  <wp:docPr id="1" name="QR1"/>
+                  <wp:cNvGraphicFramePr/>
+                  <a:graphic xmlns:a="http://schemas.openxmlformats.org/drawingml/2006/main">
+                    <a:graphicData uri="http://schemas.openxmlformats.org/drawingml/2006/picture">
+                      <pic:pic xmlns:pic="http://schemas.openxmlformats.org/drawingml/2006/picture">
+                        <pic:nvPicPr>
+                          <pic:cNvPr id="1" name="QR1"/>
+                          <pic:cNvPicPr/>
+                        </pic:nvPicPr>
+                        <pic:blipFill>
+                          <a:blip r:embed="rIdImg1"/>
+                          <a:stretch>
+                            <a:fillRect/>
+                          </a:stretch>
+                        </pic:blipFill>
+                        <pic:spPr>
+                          <a:xfrm>
+                            <a:off x="0" y="0"/>
+                            <a:ext cx="760000" cy="760000"/>
+                          </a:xfrm>
+                          <a:prstGeom prst="rect">
+                            <a:avLst/>
+                          </a:prstGeom>
+                        </pic:spPr>
+                      </pic:pic>
+                    </a:graphicData>
+                  </a:graphic>
+                </wp:inline>
+              </w:drawing>
+            </w:r>
+          </w:p>
+          <w:p>
+            <w:pPr>
+              <w:jc w:val="center"/>
+              <w:spacing w:after="20"/>
+            </w:pPr>
+            <w:r>
+              <w:rPr>
+                <w:rFonts w:ascii="Times New Roman" w:hAnsi="Times New Roman" w:cs="Times New Roman"/>
+                <w:sz w:val="28"/>
+                <w:szCs w:val="28"/>
+                <w:lang w:val="uz-Cyrl-UZ"/>
+              </w:rPr>
+              <w:t xml:space="preserve">Е-ИМЗО: Ш. Каримов</w:t>
+            </w:r>
+          </w:p>
+          <w:p>
+            <w:pPr>
+              <w:jc w:val="center"/>
+              <w:spacing w:after="20"/>
+            </w:pPr>
+            <w:r>
+              <w:rPr>
+                <w:rFonts w:ascii="Times New Roman" w:hAnsi="Times New Roman" w:cs="Times New Roman"/>
+                <w:sz w:val="28"/>
+                <w:szCs w:val="28"/>
+                <w:lang w:val="uz-Cyrl-UZ"/>
+              </w:rPr>
+              <w:t xml:space="preserve">Бошқарув раиси</w:t>
+            </w:r>
+          </w:p>
+          <w:p>
+            <w:pPr>
+              <w:jc w:val="center"/>
+              <w:spacing w:after="20"/>
+            </w:pPr>
+            <w:r>
+              <w:rPr>
+                <w:rFonts w:ascii="Times New Roman" w:hAnsi="Times New Roman" w:cs="Times New Roman"/>
+                <w:sz w:val="28"/>
+                <w:szCs w:val="28"/>
+                <w:lang w:val="uz-Cyrl-UZ"/>
+              </w:rPr>
+              <w:t xml:space="preserve">22-сон, 2026-йил 30-июн</w:t>
             </w:r>
           </w:p>
         </w:tc>
@@ -1346,52 +1274,52 @@
                 <w:szCs w:val="28"/>
                 <w:lang w:val="uz-Cyrl-UZ"/>
               </w:rPr>
-              <w:t xml:space="preserve">«BARAKA NON» МЧЖ</w:t>
-            </w:r>
-          </w:p>
-          <w:p>
-            <w:pPr>
-              <w:jc w:val="center"/>
-              <w:spacing w:after="20"/>
-            </w:pPr>
-            <w:r>
-              <w:rPr>
-                <w:rFonts w:ascii="Times New Roman" w:hAnsi="Times New Roman" w:cs="Times New Roman"/>
-                <w:sz w:val="28"/>
-                <w:szCs w:val="28"/>
-                <w:lang w:val="uz-Cyrl-UZ"/>
-              </w:rPr>
-              <w:t xml:space="preserve">ФИО: Полатов Бойсун Ғозиевич</w:t>
-            </w:r>
-          </w:p>
-          <w:p>
-            <w:pPr>
-              <w:jc w:val="center"/>
-              <w:spacing w:after="20"/>
-            </w:pPr>
-            <w:r>
-              <w:rPr>
-                <w:rFonts w:ascii="Times New Roman" w:hAnsi="Times New Roman" w:cs="Times New Roman"/>
-                <w:sz w:val="28"/>
-                <w:szCs w:val="28"/>
-                <w:lang w:val="uz-Cyrl-UZ"/>
-              </w:rPr>
-              <w:t xml:space="preserve">Манзил: Мирзо-Улуғбек тумани, Ўзбекистон кўчаси, №105</w:t>
-            </w:r>
-          </w:p>
-          <w:p>
-            <w:pPr>
-              <w:jc w:val="center"/>
-              <w:spacing w:after="20"/>
-            </w:pPr>
-            <w:r>
-              <w:rPr>
-                <w:rFonts w:ascii="Times New Roman" w:hAnsi="Times New Roman" w:cs="Times New Roman"/>
-                <w:sz w:val="28"/>
-                <w:szCs w:val="28"/>
-                <w:lang w:val="uz-Cyrl-UZ"/>
-              </w:rPr>
-              <w:t xml:space="preserve">СТИР (ЖШШИР): 31234567890123</w:t>
+              <w:t xml:space="preserve">«FRESH MARKET» МЧЖ</w:t>
+            </w:r>
+          </w:p>
+          <w:p>
+            <w:pPr>
+              <w:jc w:val="center"/>
+              <w:spacing w:after="20"/>
+            </w:pPr>
+            <w:r>
+              <w:rPr>
+                <w:rFonts w:ascii="Times New Roman" w:hAnsi="Times New Roman" w:cs="Times New Roman"/>
+                <w:sz w:val="28"/>
+                <w:szCs w:val="28"/>
+                <w:lang w:val="uz-Cyrl-UZ"/>
+              </w:rPr>
+              <w:t xml:space="preserve">ФИО: Тўраев Ботир</w:t>
+            </w:r>
+          </w:p>
+          <w:p>
+            <w:pPr>
+              <w:jc w:val="center"/>
+              <w:spacing w:after="20"/>
+            </w:pPr>
+            <w:r>
+              <w:rPr>
+                <w:rFonts w:ascii="Times New Roman" w:hAnsi="Times New Roman" w:cs="Times New Roman"/>
+                <w:sz w:val="28"/>
+                <w:szCs w:val="28"/>
+                <w:lang w:val="uz-Cyrl-UZ"/>
+              </w:rPr>
+              <w:t xml:space="preserve">Манзил: Мирзо-Улуғбек тумани, Зарафшон кўчаси, №119</w:t>
+            </w:r>
+          </w:p>
+          <w:p>
+            <w:pPr>
+              <w:jc w:val="center"/>
+              <w:spacing w:after="20"/>
+            </w:pPr>
+            <w:r>
+              <w:rPr>
+                <w:rFonts w:ascii="Times New Roman" w:hAnsi="Times New Roman" w:cs="Times New Roman"/>
+                <w:sz w:val="28"/>
+                <w:szCs w:val="28"/>
+                <w:lang w:val="uz-Cyrl-UZ"/>
+              </w:rPr>
+              <w:t xml:space="preserve">СТИР (ЖШШИР): 30000000077777</w:t>
             </w:r>
           </w:p>
           <w:p>
@@ -1477,22 +1405,22 @@
                 <w:szCs w:val="28"/>
                 <w:lang w:val="uz-Cyrl-UZ"/>
               </w:rPr>
-              <w:t xml:space="preserve">Е-ИМЗО: Полатов Бойсун Ғозиевич</w:t>
-            </w:r>
-          </w:p>
-          <w:p>
-            <w:pPr>
-              <w:jc w:val="center"/>
-              <w:spacing w:after="20"/>
-            </w:pPr>
-            <w:r>
-              <w:rPr>
-                <w:rFonts w:ascii="Times New Roman" w:hAnsi="Times New Roman" w:cs="Times New Roman"/>
-                <w:sz w:val="28"/>
-                <w:szCs w:val="28"/>
-                <w:lang w:val="uz-Cyrl-UZ"/>
-              </w:rPr>
-              <w:t xml:space="preserve">2026-йил 26-июн</w:t>
+              <w:t xml:space="preserve">Е-ИМЗО: Тўраев Ботир</w:t>
+            </w:r>
+          </w:p>
+          <w:p>
+            <w:pPr>
+              <w:jc w:val="center"/>
+              <w:spacing w:after="20"/>
+            </w:pPr>
+            <w:r>
+              <w:rPr>
+                <w:rFonts w:ascii="Times New Roman" w:hAnsi="Times New Roman" w:cs="Times New Roman"/>
+                <w:sz w:val="28"/>
+                <w:szCs w:val="28"/>
+                <w:lang w:val="uz-Cyrl-UZ"/>
+              </w:rPr>
+              <w:t xml:space="preserve">2026-йил 30-июн</w:t>
             </w:r>
           </w:p>
         </w:tc>

--- a/public/uploads/contracts/draft-22.docx
+++ b/public/uploads/contracts/draft-22.docx
@@ -51,24 +51,24 @@
           <w:szCs w:val="28"/>
           <w:lang w:val="uz-Cyrl-UZ"/>
         </w:rPr>
-        <w:t xml:space="preserve">2026 йил 30-июн          А-26-R0CV2-сон                                        Тошкент шаҳри ш.</w:t>
-      </w:r>
-    </w:p>
-    <w:p/>
-    <w:p>
-      <w:pPr>
-        <w:spacing w:after="0" w:line="240" w:lineRule="auto"/>
-        <w:ind w:firstLine="851"/>
-        <w:jc w:val="both"/>
-      </w:pPr>
-      <w:r>
-        <w:rPr>
-          <w:rFonts w:ascii="Times New Roman" w:hAnsi="Times New Roman" w:cs="Times New Roman"/>
-          <w:sz w:val="28"/>
-          <w:szCs w:val="28"/>
-          <w:lang w:val="uz-Cyrl-UZ"/>
-        </w:rPr>
-        <w:t xml:space="preserve">Кейинги ўринларда “Ижарага берувчи” деб номланадиган Тошкент шаҳар ҳокимияти томонидан ва кейинги ўринларда “Ижарага олувчи” деб номланадиган Тўраев Ботир («FRESH MARKET» МЧЖ) томонидан мазкур шартномани Ўзбекистон Республикаси Ягона интерактив давлат хизматлари портали орқали 2026 йил 30-июн да келиб тушган А-26-R0CV2-сон аризага биноан тузди.</w:t>
+        <w:t xml:space="preserve">2026 йил 1-июл          А-26-LRECC-сон                                        Тошкент шаҳри ш.</w:t>
+      </w:r>
+    </w:p>
+    <w:p/>
+    <w:p>
+      <w:pPr>
+        <w:spacing w:after="0" w:line="240" w:lineRule="auto"/>
+        <w:ind w:firstLine="851"/>
+        <w:jc w:val="both"/>
+      </w:pPr>
+      <w:r>
+        <w:rPr>
+          <w:rFonts w:ascii="Times New Roman" w:hAnsi="Times New Roman" w:cs="Times New Roman"/>
+          <w:sz w:val="28"/>
+          <w:szCs w:val="28"/>
+          <w:lang w:val="uz-Cyrl-UZ"/>
+        </w:rPr>
+        <w:t xml:space="preserve">Кейинги ўринларда “Ижарага берувчи” деб номланадиган Тошкент шаҳар ҳокимияти томонидан ва кейинги ўринларда “Ижарага олувчи” деб номланадиган Тўраев Ботир («FRESH MARKET» МЧЖ) томонидан мазкур шартномани Ўзбекистон Республикаси Ягона интерактив давлат хизматлари портали орқали 2026 йил 1-июл да келиб тушган А-26-LRECC-сон аризага биноан тузди.</w:t>
       </w:r>
     </w:p>
     <w:p/>
@@ -120,7 +120,7 @@
           <w:szCs w:val="28"/>
           <w:lang w:val="uz-Cyrl-UZ"/>
         </w:rPr>
-        <w:t xml:space="preserve">1.2. Ижарага берувчи ер участкасини 2026 йил 30-июн дан 1 (бир) йил муддатга ижарага беради, Ижарага олувчи эса ўзига тегишли бўлган Тошкент шаҳрининг Мирзо-Улуғбек туманидаги Мирзо-Улуғбек тумани, Зарафшон кўчаси, №119 манзилда жойлашган «FRESH MARKET» МЧЖ объекти (ер участкаси)га туташ ҳудуддаги кейинчалик “Ер участкаси” деб номланувчи 78 кв.м ер майдонни Озиқ-овқат дўкони фаолиятини ташкил этиш учун ижарага олади.</w:t>
+        <w:t xml:space="preserve">1.2. Ижарага берувчи ер участкасини 2026 йил 1-июл дан 1 (бир) йил муддатга ижарага беради, Ижарага олувчи эса ўзига тегишли бўлган Тошкент шаҳрининг Мирзо-Улуғбек туманидаги Мирзо-Улуғбек тумани, Амир Темур кўчаси, №24 манзилда жойлашган «FRESH MARKET» МЧЖ объекти (ер участкаси)га туташ ҳудуддаги кейинчалик “Ер участкаси” деб номланувчи 33 кв.м ер майдонни Озиқ-овқат дўкони фаолиятини ташкил этиш учун ижарага олади.</w:t>
       </w:r>
     </w:p>
     <w:p/>
@@ -257,24 +257,24 @@
           <w:szCs w:val="28"/>
           <w:lang w:val="uz-Cyrl-UZ"/>
         </w:rPr>
-        <w:t xml:space="preserve">2.5. Ер участкаси тадбиркорлик фаолиятини амалга ошириш учун берилади ва қуйидаги мақсадда фойдаланилади: Савдо сотиқ.</w:t>
-      </w:r>
-    </w:p>
-    <w:p/>
-    <w:p>
-      <w:pPr>
-        <w:spacing w:after="0" w:line="240" w:lineRule="auto"/>
-        <w:ind w:firstLine="851"/>
-        <w:jc w:val="both"/>
-      </w:pPr>
-      <w:r>
-        <w:rPr>
-          <w:rFonts w:ascii="Times New Roman" w:hAnsi="Times New Roman" w:cs="Times New Roman"/>
-          <w:sz w:val="28"/>
-          <w:szCs w:val="28"/>
-          <w:lang w:val="uz-Cyrl-UZ"/>
-        </w:rPr>
-        <w:t xml:space="preserve">2.6. Объект жойлашган кўча тури: Оддий кўча. Кадастр рақами: 10:11:03:06:02:0103.</w:t>
+        <w:t xml:space="preserve">2.5. Ер участкаси тадбиркорлик фаолиятини амалга ошириш учун берилади ва қуйидаги мақсадда фойдаланилади: Умумий овқатланиш.</w:t>
+      </w:r>
+    </w:p>
+    <w:p/>
+    <w:p>
+      <w:pPr>
+        <w:spacing w:after="0" w:line="240" w:lineRule="auto"/>
+        <w:ind w:firstLine="851"/>
+        <w:jc w:val="both"/>
+      </w:pPr>
+      <w:r>
+        <w:rPr>
+          <w:rFonts w:ascii="Times New Roman" w:hAnsi="Times New Roman" w:cs="Times New Roman"/>
+          <w:sz w:val="28"/>
+          <w:szCs w:val="28"/>
+          <w:lang w:val="uz-Cyrl-UZ"/>
+        </w:rPr>
+        <w:t xml:space="preserve">2.6. Объект жойлашган кўча тури: Гастрономик кўча. Кадастр рақами: 10:11:06:07:01:0103.</w:t>
       </w:r>
     </w:p>
     <w:p/>
@@ -343,7 +343,7 @@
           <w:szCs w:val="28"/>
           <w:lang w:val="uz-Cyrl-UZ"/>
         </w:rPr>
-        <w:t xml:space="preserve">3.3. Ер участкаси учун йиллик ижара тўлови 42 120 000 сўмни ташкил этади ва йиллик ижара тўлов суммасининг тенг миқдорга бўлган ҳолда ҳар ойда (ойлик 3 510 000 сўм) амалга оширилади.</w:t>
+        <w:t xml:space="preserve">3.3. Ер участкаси учун йиллик ижара тўлови 17 820 000 сўмни ташкил этади ва йиллик ижара тўлов суммасининг тенг миқдорга бўлган ҳолда ҳар ойда (ойлик 1 485 000 сўм) амалга оширилади.</w:t>
       </w:r>
     </w:p>
     <w:p/>
@@ -1233,7 +1233,7 @@
                 <w:szCs w:val="28"/>
                 <w:lang w:val="uz-Cyrl-UZ"/>
               </w:rPr>
-              <w:t xml:space="preserve">22-сон, 2026-йил 30-июн</w:t>
+              <w:t xml:space="preserve">22-сон, 2026-йил 1-июл</w:t>
             </w:r>
           </w:p>
         </w:tc>
@@ -1304,7 +1304,7 @@
                 <w:szCs w:val="28"/>
                 <w:lang w:val="uz-Cyrl-UZ"/>
               </w:rPr>
-              <w:t xml:space="preserve">Манзил: Мирзо-Улуғбек тумани, Зарафшон кўчаси, №119</w:t>
+              <w:t xml:space="preserve">Манзил: Мирзо-Улуғбек тумани, Амир Темур кўчаси, №24</w:t>
             </w:r>
           </w:p>
           <w:p>
@@ -1420,7 +1420,7 @@
                 <w:szCs w:val="28"/>
                 <w:lang w:val="uz-Cyrl-UZ"/>
               </w:rPr>
-              <w:t xml:space="preserve">2026-йил 30-июн</w:t>
+              <w:t xml:space="preserve">2026-йил 1-июл</w:t>
             </w:r>
           </w:p>
         </w:tc>

--- a/public/uploads/contracts/draft-22.docx
+++ b/public/uploads/contracts/draft-22.docx
@@ -51,24 +51,24 @@
           <w:szCs w:val="28"/>
           <w:lang w:val="uz-Cyrl-UZ"/>
         </w:rPr>
-        <w:t xml:space="preserve">2026 йил 1-июл          А-26-LRECC-сон                                        Тошкент шаҳри ш.</w:t>
-      </w:r>
-    </w:p>
-    <w:p/>
-    <w:p>
-      <w:pPr>
-        <w:spacing w:after="0" w:line="240" w:lineRule="auto"/>
-        <w:ind w:firstLine="851"/>
-        <w:jc w:val="both"/>
-      </w:pPr>
-      <w:r>
-        <w:rPr>
-          <w:rFonts w:ascii="Times New Roman" w:hAnsi="Times New Roman" w:cs="Times New Roman"/>
-          <w:sz w:val="28"/>
-          <w:szCs w:val="28"/>
-          <w:lang w:val="uz-Cyrl-UZ"/>
-        </w:rPr>
-        <w:t xml:space="preserve">Кейинги ўринларда “Ижарага берувчи” деб номланадиган Тошкент шаҳар ҳокимияти томонидан ва кейинги ўринларда “Ижарага олувчи” деб номланадиган Тўраев Ботир («FRESH MARKET» МЧЖ) томонидан мазкур шартномани Ўзбекистон Республикаси Ягона интерактив давлат хизматлари портали орқали 2026 йил 1-июл да келиб тушган А-26-LRECC-сон аризага биноан тузди.</w:t>
+        <w:t xml:space="preserve">2026 йил 1-июл          А-26-Y8T6C-сон                                        Тошкент шаҳри ш.</w:t>
+      </w:r>
+    </w:p>
+    <w:p/>
+    <w:p>
+      <w:pPr>
+        <w:spacing w:after="0" w:line="240" w:lineRule="auto"/>
+        <w:ind w:firstLine="851"/>
+        <w:jc w:val="both"/>
+      </w:pPr>
+      <w:r>
+        <w:rPr>
+          <w:rFonts w:ascii="Times New Roman" w:hAnsi="Times New Roman" w:cs="Times New Roman"/>
+          <w:sz w:val="28"/>
+          <w:szCs w:val="28"/>
+          <w:lang w:val="uz-Cyrl-UZ"/>
+        </w:rPr>
+        <w:t xml:space="preserve">Кейинги ўринларда “Ижарага берувчи” деб номланадиган Тошкент шаҳар ҳокимияти томонидан ва кейинги ўринларда “Ижарага олувчи” деб номланадиган Тўраев Ботир («FRESH MARKET» МЧЖ) томонидан мазкур шартномани Ўзбекистон Республикаси Ягона интерактив давлат хизматлари портали орқали 2026 йил 1-июл да келиб тушган А-26-Y8T6C-сон аризага биноан тузди.</w:t>
       </w:r>
     </w:p>
     <w:p/>
@@ -120,7 +120,7 @@
           <w:szCs w:val="28"/>
           <w:lang w:val="uz-Cyrl-UZ"/>
         </w:rPr>
-        <w:t xml:space="preserve">1.2. Ижарага берувчи ер участкасини 2026 йил 1-июл дан 1 (бир) йил муддатга ижарага беради, Ижарага олувчи эса ўзига тегишли бўлган Тошкент шаҳрининг Мирзо-Улуғбек туманидаги Мирзо-Улуғбек тумани, Амир Темур кўчаси, №24 манзилда жойлашган «FRESH MARKET» МЧЖ объекти (ер участкаси)га туташ ҳудуддаги кейинчалик “Ер участкаси” деб номланувчи 33 кв.м ер майдонни Озиқ-овқат дўкони фаолиятини ташкил этиш учун ижарага олади.</w:t>
+        <w:t xml:space="preserve">1.2. Ижарага берувчи ер участкасини 2026 йил 1-июл дан 1 (бир) йил муддатга ижарага беради, Ижарага олувчи эса ўзига тегишли бўлган Тошкент шаҳрининг Мирзо-Улуғбек туманидаги Мирзо-Улуғбек тумани, Катта ҳалқа йўли кўчаси, №12 манзилда жойлашган «FRESH MARKET» МЧЖ объекти (ер участкаси)га туташ ҳудуддаги кейинчалик “Ер участкаси” деб номланувчи 48 кв.м ер майдонни Умумий овқатланиш фаолиятини ташкил этиш учун ижарага олади.</w:t>
       </w:r>
     </w:p>
     <w:p/>
@@ -274,7 +274,7 @@
           <w:szCs w:val="28"/>
           <w:lang w:val="uz-Cyrl-UZ"/>
         </w:rPr>
-        <w:t xml:space="preserve">2.6. Объект жойлашган кўча тури: Гастрономик кўча. Кадастр рақами: 10:11:06:07:01:0103.</w:t>
+        <w:t xml:space="preserve">2.6. Объект жойлашган кўча тури: Ички. Кадастр рақами: 10:11:08:08:03:0103.</w:t>
       </w:r>
     </w:p>
     <w:p/>
@@ -343,7 +343,7 @@
           <w:szCs w:val="28"/>
           <w:lang w:val="uz-Cyrl-UZ"/>
         </w:rPr>
-        <w:t xml:space="preserve">3.3. Ер участкаси учун йиллик ижара тўлови 17 820 000 сўмни ташкил этади ва йиллик ижара тўлов суммасининг тенг миқдорга бўлган ҳолда ҳар ойда (ойлик 1 485 000 сўм) амалга оширилади.</w:t>
+        <w:t xml:space="preserve">3.3. Ер участкаси учун йиллик ижара тўлови 25 920 000 сўмни ташкил этади ва йиллик ижара тўлов суммасининг тенг миқдорга бўлган ҳолда ҳар ойда (ойлик 2 160 000 сўм) амалга оширилади.</w:t>
       </w:r>
     </w:p>
     <w:p/>
@@ -1304,7 +1304,7 @@
                 <w:szCs w:val="28"/>
                 <w:lang w:val="uz-Cyrl-UZ"/>
               </w:rPr>
-              <w:t xml:space="preserve">Манзил: Мирзо-Улуғбек тумани, Амир Темур кўчаси, №24</w:t>
+              <w:t xml:space="preserve">Манзил: Мирзо-Улуғбек тумани, Катта ҳалқа йўли кўчаси, №12</w:t>
             </w:r>
           </w:p>
           <w:p>
@@ -1426,6 +1426,661 @@
         </w:tc>
       </w:tr>
     </w:tbl>
+    <w:p>
+      <w:r>
+        <w:br w:type="page"/>
+      </w:r>
+    </w:p>
+    <w:p>
+      <w:pPr>
+        <w:spacing w:before="120" w:after="120" w:line="240" w:lineRule="auto"/>
+        <w:jc w:val="center"/>
+      </w:pPr>
+      <w:r>
+        <w:rPr>
+          <w:rFonts w:ascii="Times New Roman" w:hAnsi="Times New Roman" w:cs="Times New Roman"/>
+          <w:b/>
+          <w:bCs/>
+          <w:sz w:val="28"/>
+          <w:szCs w:val="28"/>
+          <w:lang w:val="uz-Cyrl-UZ"/>
+        </w:rPr>
+        <w:t xml:space="preserve">2026-йил “____” __________даги</w:t>
+      </w:r>
+    </w:p>
+    <w:p>
+      <w:pPr>
+        <w:spacing w:before="120" w:after="120" w:line="240" w:lineRule="auto"/>
+        <w:jc w:val="center"/>
+      </w:pPr>
+      <w:r>
+        <w:rPr>
+          <w:rFonts w:ascii="Times New Roman" w:hAnsi="Times New Roman" w:cs="Times New Roman"/>
+          <w:b/>
+          <w:bCs/>
+          <w:sz w:val="28"/>
+          <w:szCs w:val="28"/>
+          <w:lang w:val="uz-Cyrl-UZ"/>
+        </w:rPr>
+        <w:t xml:space="preserve">ART-2026-A-22-сонли шартномага</w:t>
+      </w:r>
+    </w:p>
+    <w:p>
+      <w:pPr>
+        <w:spacing w:before="120" w:after="120" w:line="240" w:lineRule="auto"/>
+        <w:jc w:val="center"/>
+      </w:pPr>
+      <w:r>
+        <w:rPr>
+          <w:rFonts w:ascii="Times New Roman" w:hAnsi="Times New Roman" w:cs="Times New Roman"/>
+          <w:b/>
+          <w:bCs/>
+          <w:sz w:val="28"/>
+          <w:szCs w:val="28"/>
+          <w:lang w:val="uz-Cyrl-UZ"/>
+        </w:rPr>
+        <w:t xml:space="preserve">ИЛОВА</w:t>
+      </w:r>
+    </w:p>
+    <w:p/>
+    <w:p>
+      <w:pPr>
+        <w:spacing w:before="120" w:after="120" w:line="240" w:lineRule="auto"/>
+        <w:jc w:val="center"/>
+      </w:pPr>
+      <w:r>
+        <w:rPr>
+          <w:rFonts w:ascii="Times New Roman" w:hAnsi="Times New Roman" w:cs="Times New Roman"/>
+          <w:b/>
+          <w:bCs/>
+          <w:sz w:val="28"/>
+          <w:szCs w:val="28"/>
+          <w:lang w:val="uz-Cyrl-UZ"/>
+        </w:rPr>
+        <w:t xml:space="preserve">Йиғимнинг қолган 80% тўлаш</w:t>
+      </w:r>
+    </w:p>
+    <w:p>
+      <w:pPr>
+        <w:spacing w:before="120" w:after="120" w:line="240" w:lineRule="auto"/>
+        <w:jc w:val="center"/>
+      </w:pPr>
+      <w:r>
+        <w:rPr>
+          <w:rFonts w:ascii="Times New Roman" w:hAnsi="Times New Roman" w:cs="Times New Roman"/>
+          <w:b/>
+          <w:bCs/>
+          <w:sz w:val="28"/>
+          <w:szCs w:val="28"/>
+          <w:lang w:val="uz-Cyrl-UZ"/>
+        </w:rPr>
+        <w:t xml:space="preserve">РЕЖА ЖАДВАЛИ</w:t>
+      </w:r>
+    </w:p>
+    <w:tbl>
+      <w:tblPr>
+        <w:tblW w:w="9000" w:type="dxa"/>
+        <w:tblBorders>
+          <w:top w:val="single" w:sz="6"/>
+          <w:left w:val="single" w:sz="6"/>
+          <w:bottom w:val="single" w:sz="6"/>
+          <w:right w:val="single" w:sz="6"/>
+          <w:insideH w:val="single" w:sz="6"/>
+          <w:insideV w:val="single" w:sz="6"/>
+        </w:tblBorders>
+      </w:tblPr>
+      <w:tblGrid>
+        <w:gridCol w:w="850"/>
+        <w:gridCol w:w="2100"/>
+        <w:gridCol w:w="6050"/>
+      </w:tblGrid>
+      <w:tr>
+        <w:tc>
+          <w:tcPr>
+            <w:tcW w:w="850" w:type="dxa"/>
+            <w:vAlign w:val="center"/>
+          </w:tcPr>
+          <w:p>
+            <w:pPr>
+              <w:spacing w:before="120" w:after="120" w:line="240" w:lineRule="auto"/>
+              <w:jc w:val="center"/>
+            </w:pPr>
+            <w:r>
+              <w:rPr>
+                <w:rFonts w:ascii="Times New Roman" w:hAnsi="Times New Roman" w:cs="Times New Roman"/>
+                <w:b/>
+                <w:bCs/>
+                <w:sz w:val="28"/>
+                <w:szCs w:val="28"/>
+                <w:lang w:val="uz-Cyrl-UZ"/>
+              </w:rPr>
+              <w:t xml:space="preserve">1.</w:t>
+            </w:r>
+          </w:p>
+        </w:tc>
+        <w:tc>
+          <w:tcPr>
+            <w:tcW w:w="2100" w:type="dxa"/>
+            <w:vAlign w:val="center"/>
+          </w:tcPr>
+          <w:p>
+            <w:pPr>
+              <w:spacing w:before="120" w:after="120" w:line="240" w:lineRule="auto"/>
+              <w:jc w:val="center"/>
+            </w:pPr>
+            <w:r>
+              <w:rPr>
+                <w:rFonts w:ascii="Times New Roman" w:hAnsi="Times New Roman" w:cs="Times New Roman"/>
+                <w:b/>
+                <w:bCs/>
+                <w:sz w:val="28"/>
+                <w:szCs w:val="28"/>
+                <w:lang w:val="uz-Cyrl-UZ"/>
+              </w:rPr>
+              <w:t xml:space="preserve">20.08.2026</w:t>
+            </w:r>
+          </w:p>
+        </w:tc>
+        <w:tc>
+          <w:tcPr>
+            <w:tcW w:w="6050" w:type="dxa"/>
+            <w:vAlign w:val="center"/>
+          </w:tcPr>
+          <w:p>
+            <w:pPr>
+              <w:spacing w:before="120" w:after="120" w:line="240" w:lineRule="auto"/>
+              <w:jc w:val="center"/>
+            </w:pPr>
+            <w:r>
+              <w:rPr>
+                <w:rFonts w:ascii="Times New Roman" w:hAnsi="Times New Roman" w:cs="Times New Roman"/>
+                <w:b/>
+                <w:bCs/>
+                <w:sz w:val="28"/>
+                <w:szCs w:val="28"/>
+                <w:lang w:val="uz-Cyrl-UZ"/>
+              </w:rPr>
+              <w:t xml:space="preserve">5 184 000.00 сўм</w:t>
+            </w:r>
+          </w:p>
+        </w:tc>
+      </w:tr>
+      <w:tr>
+        <w:tc>
+          <w:tcPr>
+            <w:tcW w:w="850" w:type="dxa"/>
+            <w:vAlign w:val="center"/>
+          </w:tcPr>
+          <w:p>
+            <w:pPr>
+              <w:spacing w:before="120" w:after="120" w:line="240" w:lineRule="auto"/>
+              <w:jc w:val="center"/>
+            </w:pPr>
+            <w:r>
+              <w:rPr>
+                <w:rFonts w:ascii="Times New Roman" w:hAnsi="Times New Roman" w:cs="Times New Roman"/>
+                <w:b/>
+                <w:bCs/>
+                <w:sz w:val="28"/>
+                <w:szCs w:val="28"/>
+                <w:lang w:val="uz-Cyrl-UZ"/>
+              </w:rPr>
+              <w:t xml:space="preserve">2.</w:t>
+            </w:r>
+          </w:p>
+        </w:tc>
+        <w:tc>
+          <w:tcPr>
+            <w:tcW w:w="2100" w:type="dxa"/>
+            <w:vAlign w:val="center"/>
+          </w:tcPr>
+          <w:p>
+            <w:pPr>
+              <w:spacing w:before="120" w:after="120" w:line="240" w:lineRule="auto"/>
+              <w:jc w:val="center"/>
+            </w:pPr>
+            <w:r>
+              <w:rPr>
+                <w:rFonts w:ascii="Times New Roman" w:hAnsi="Times New Roman" w:cs="Times New Roman"/>
+                <w:b/>
+                <w:bCs/>
+                <w:sz w:val="28"/>
+                <w:szCs w:val="28"/>
+                <w:lang w:val="uz-Cyrl-UZ"/>
+              </w:rPr>
+              <w:t xml:space="preserve">20.11.2026</w:t>
+            </w:r>
+          </w:p>
+        </w:tc>
+        <w:tc>
+          <w:tcPr>
+            <w:tcW w:w="6050" w:type="dxa"/>
+            <w:vAlign w:val="center"/>
+          </w:tcPr>
+          <w:p>
+            <w:pPr>
+              <w:spacing w:before="120" w:after="120" w:line="240" w:lineRule="auto"/>
+              <w:jc w:val="center"/>
+            </w:pPr>
+            <w:r>
+              <w:rPr>
+                <w:rFonts w:ascii="Times New Roman" w:hAnsi="Times New Roman" w:cs="Times New Roman"/>
+                <w:b/>
+                <w:bCs/>
+                <w:sz w:val="28"/>
+                <w:szCs w:val="28"/>
+                <w:lang w:val="uz-Cyrl-UZ"/>
+              </w:rPr>
+              <w:t xml:space="preserve">5 184 000.00 сўм</w:t>
+            </w:r>
+          </w:p>
+        </w:tc>
+      </w:tr>
+      <w:tr>
+        <w:tc>
+          <w:tcPr>
+            <w:tcW w:w="850" w:type="dxa"/>
+            <w:vAlign w:val="center"/>
+          </w:tcPr>
+          <w:p>
+            <w:pPr>
+              <w:spacing w:before="120" w:after="120" w:line="240" w:lineRule="auto"/>
+              <w:jc w:val="center"/>
+            </w:pPr>
+            <w:r>
+              <w:rPr>
+                <w:rFonts w:ascii="Times New Roman" w:hAnsi="Times New Roman" w:cs="Times New Roman"/>
+                <w:b/>
+                <w:bCs/>
+                <w:sz w:val="28"/>
+                <w:szCs w:val="28"/>
+                <w:lang w:val="uz-Cyrl-UZ"/>
+              </w:rPr>
+              <w:t xml:space="preserve">3.</w:t>
+            </w:r>
+          </w:p>
+        </w:tc>
+        <w:tc>
+          <w:tcPr>
+            <w:tcW w:w="2100" w:type="dxa"/>
+            <w:vAlign w:val="center"/>
+          </w:tcPr>
+          <w:p>
+            <w:pPr>
+              <w:spacing w:before="120" w:after="120" w:line="240" w:lineRule="auto"/>
+              <w:jc w:val="center"/>
+            </w:pPr>
+            <w:r>
+              <w:rPr>
+                <w:rFonts w:ascii="Times New Roman" w:hAnsi="Times New Roman" w:cs="Times New Roman"/>
+                <w:b/>
+                <w:bCs/>
+                <w:sz w:val="28"/>
+                <w:szCs w:val="28"/>
+                <w:lang w:val="uz-Cyrl-UZ"/>
+              </w:rPr>
+              <w:t xml:space="preserve">20.02.2027</w:t>
+            </w:r>
+          </w:p>
+        </w:tc>
+        <w:tc>
+          <w:tcPr>
+            <w:tcW w:w="6050" w:type="dxa"/>
+            <w:vAlign w:val="center"/>
+          </w:tcPr>
+          <w:p>
+            <w:pPr>
+              <w:spacing w:before="120" w:after="120" w:line="240" w:lineRule="auto"/>
+              <w:jc w:val="center"/>
+            </w:pPr>
+            <w:r>
+              <w:rPr>
+                <w:rFonts w:ascii="Times New Roman" w:hAnsi="Times New Roman" w:cs="Times New Roman"/>
+                <w:b/>
+                <w:bCs/>
+                <w:sz w:val="28"/>
+                <w:szCs w:val="28"/>
+                <w:lang w:val="uz-Cyrl-UZ"/>
+              </w:rPr>
+              <w:t xml:space="preserve">5 184 000.00 сўм</w:t>
+            </w:r>
+          </w:p>
+        </w:tc>
+      </w:tr>
+      <w:tr>
+        <w:tc>
+          <w:tcPr>
+            <w:tcW w:w="850" w:type="dxa"/>
+            <w:vAlign w:val="center"/>
+          </w:tcPr>
+          <w:p>
+            <w:pPr>
+              <w:spacing w:before="120" w:after="120" w:line="240" w:lineRule="auto"/>
+              <w:jc w:val="center"/>
+            </w:pPr>
+            <w:r>
+              <w:rPr>
+                <w:rFonts w:ascii="Times New Roman" w:hAnsi="Times New Roman" w:cs="Times New Roman"/>
+                <w:b/>
+                <w:bCs/>
+                <w:sz w:val="28"/>
+                <w:szCs w:val="28"/>
+                <w:lang w:val="uz-Cyrl-UZ"/>
+              </w:rPr>
+              <w:t xml:space="preserve">4.</w:t>
+            </w:r>
+          </w:p>
+        </w:tc>
+        <w:tc>
+          <w:tcPr>
+            <w:tcW w:w="2100" w:type="dxa"/>
+            <w:vAlign w:val="center"/>
+          </w:tcPr>
+          <w:p>
+            <w:pPr>
+              <w:spacing w:before="120" w:after="120" w:line="240" w:lineRule="auto"/>
+              <w:jc w:val="center"/>
+            </w:pPr>
+            <w:r>
+              <w:rPr>
+                <w:rFonts w:ascii="Times New Roman" w:hAnsi="Times New Roman" w:cs="Times New Roman"/>
+                <w:b/>
+                <w:bCs/>
+                <w:sz w:val="28"/>
+                <w:szCs w:val="28"/>
+                <w:lang w:val="uz-Cyrl-UZ"/>
+              </w:rPr>
+              <w:t xml:space="preserve">20.05.2027</w:t>
+            </w:r>
+          </w:p>
+        </w:tc>
+        <w:tc>
+          <w:tcPr>
+            <w:tcW w:w="6050" w:type="dxa"/>
+            <w:vAlign w:val="center"/>
+          </w:tcPr>
+          <w:p>
+            <w:pPr>
+              <w:spacing w:before="120" w:after="120" w:line="240" w:lineRule="auto"/>
+              <w:jc w:val="center"/>
+            </w:pPr>
+            <w:r>
+              <w:rPr>
+                <w:rFonts w:ascii="Times New Roman" w:hAnsi="Times New Roman" w:cs="Times New Roman"/>
+                <w:b/>
+                <w:bCs/>
+                <w:sz w:val="28"/>
+                <w:szCs w:val="28"/>
+                <w:lang w:val="uz-Cyrl-UZ"/>
+              </w:rPr>
+              <w:t xml:space="preserve">5 184 000.00 сўм</w:t>
+            </w:r>
+          </w:p>
+        </w:tc>
+      </w:tr>
+      <w:tr>
+        <w:tc>
+          <w:tcPr>
+            <w:tcW w:w="850" w:type="dxa"/>
+            <w:vAlign w:val="center"/>
+          </w:tcPr>
+          <w:p>
+            <w:pPr>
+              <w:spacing w:before="120" w:after="120" w:line="240" w:lineRule="auto"/>
+              <w:jc w:val="center"/>
+            </w:pPr>
+            <w:r>
+              <w:rPr>
+                <w:rFonts w:ascii="Times New Roman" w:hAnsi="Times New Roman" w:cs="Times New Roman"/>
+                <w:sz w:val="28"/>
+                <w:szCs w:val="28"/>
+                <w:lang w:val="uz-Cyrl-UZ"/>
+              </w:rPr>
+              <w:t xml:space="preserve"/>
+            </w:r>
+          </w:p>
+        </w:tc>
+        <w:tc>
+          <w:tcPr>
+            <w:tcW w:w="2100" w:type="dxa"/>
+            <w:vAlign w:val="center"/>
+          </w:tcPr>
+          <w:p>
+            <w:pPr>
+              <w:spacing w:before="120" w:after="120" w:line="240" w:lineRule="auto"/>
+              <w:jc w:val="center"/>
+            </w:pPr>
+            <w:r>
+              <w:rPr>
+                <w:rFonts w:ascii="Times New Roman" w:hAnsi="Times New Roman" w:cs="Times New Roman"/>
+                <w:b/>
+                <w:bCs/>
+                <w:sz w:val="28"/>
+                <w:szCs w:val="28"/>
+                <w:lang w:val="uz-Cyrl-UZ"/>
+              </w:rPr>
+              <w:t xml:space="preserve">Жами:</w:t>
+            </w:r>
+          </w:p>
+        </w:tc>
+        <w:tc>
+          <w:tcPr>
+            <w:tcW w:w="6050" w:type="dxa"/>
+            <w:vAlign w:val="center"/>
+          </w:tcPr>
+          <w:p>
+            <w:pPr>
+              <w:spacing w:before="120" w:after="120" w:line="240" w:lineRule="auto"/>
+              <w:jc w:val="center"/>
+            </w:pPr>
+            <w:r>
+              <w:rPr>
+                <w:rFonts w:ascii="Times New Roman" w:hAnsi="Times New Roman" w:cs="Times New Roman"/>
+                <w:b/>
+                <w:bCs/>
+                <w:sz w:val="28"/>
+                <w:szCs w:val="28"/>
+                <w:lang w:val="uz-Cyrl-UZ"/>
+              </w:rPr>
+              <w:t xml:space="preserve">20 736 000.00 сўм</w:t>
+            </w:r>
+          </w:p>
+        </w:tc>
+      </w:tr>
+    </w:tbl>
+    <w:p/>
+    <w:p/>
+    <w:tbl>
+      <w:tblPr>
+        <w:tblW w:w="9000" w:type="dxa"/>
+        <w:tblBorders>
+          <w:top w:val="single" w:sz="6"/>
+          <w:left w:val="single" w:sz="6"/>
+          <w:bottom w:val="single" w:sz="6"/>
+          <w:right w:val="single" w:sz="6"/>
+          <w:insideH w:val="single" w:sz="6"/>
+          <w:insideV w:val="single" w:sz="6"/>
+        </w:tblBorders>
+      </w:tblPr>
+      <w:tr>
+        <w:tc>
+          <w:tcPr>
+            <w:tcW w:w="4500" w:type="dxa"/>
+            <w:tcMar>
+              <w:top w:w="120" w:type="dxa"/>
+              <w:bottom w:w="120" w:type="dxa"/>
+            </w:tcMar>
+          </w:tcPr>
+          <w:p>
+            <w:pPr>
+              <w:spacing w:before="120" w:after="120" w:line="240" w:lineRule="auto"/>
+              <w:jc w:val="center"/>
+            </w:pPr>
+            <w:r>
+              <w:rPr>
+                <w:rFonts w:ascii="Times New Roman" w:hAnsi="Times New Roman" w:cs="Times New Roman"/>
+                <w:b/>
+                <w:bCs/>
+                <w:sz w:val="28"/>
+                <w:szCs w:val="28"/>
+                <w:lang w:val="uz-Cyrl-UZ"/>
+              </w:rPr>
+              <w:t xml:space="preserve">КОМПАНИЯ</w:t>
+            </w:r>
+          </w:p>
+          <w:p>
+            <w:pPr>
+              <w:spacing w:before="120" w:after="120" w:line="240" w:lineRule="auto"/>
+              <w:jc w:val="center"/>
+            </w:pPr>
+            <w:r>
+              <w:rPr>
+                <w:rFonts w:ascii="Times New Roman" w:hAnsi="Times New Roman" w:cs="Times New Roman"/>
+                <w:sz w:val="28"/>
+                <w:szCs w:val="28"/>
+                <w:lang w:val="uz-Cyrl-UZ"/>
+              </w:rPr>
+              <w:t xml:space="preserve"> </w:t>
+            </w:r>
+          </w:p>
+          <w:p>
+            <w:pPr>
+              <w:spacing w:before="120" w:after="120" w:line="240" w:lineRule="auto"/>
+              <w:jc w:val="center"/>
+            </w:pPr>
+            <w:r>
+              <w:rPr>
+                <w:rFonts w:ascii="Times New Roman" w:hAnsi="Times New Roman" w:cs="Times New Roman"/>
+                <w:sz w:val="28"/>
+                <w:szCs w:val="28"/>
+                <w:lang w:val="uz-Cyrl-UZ"/>
+              </w:rPr>
+              <w:t xml:space="preserve"> </w:t>
+            </w:r>
+          </w:p>
+          <w:p>
+            <w:pPr>
+              <w:spacing w:before="120" w:after="120" w:line="240" w:lineRule="auto"/>
+              <w:jc w:val="center"/>
+            </w:pPr>
+            <w:r>
+              <w:rPr>
+                <w:rFonts w:ascii="Times New Roman" w:hAnsi="Times New Roman" w:cs="Times New Roman"/>
+                <w:sz w:val="28"/>
+                <w:szCs w:val="28"/>
+                <w:lang w:val="uz-Cyrl-UZ"/>
+              </w:rPr>
+              <w:t xml:space="preserve">____________________________</w:t>
+            </w:r>
+          </w:p>
+          <w:p>
+            <w:pPr>
+              <w:spacing w:before="120" w:after="120" w:line="240" w:lineRule="auto"/>
+              <w:jc w:val="center"/>
+            </w:pPr>
+            <w:r>
+              <w:rPr>
+                <w:rFonts w:ascii="Times New Roman" w:hAnsi="Times New Roman" w:cs="Times New Roman"/>
+                <w:b/>
+                <w:bCs/>
+                <w:sz w:val="28"/>
+                <w:szCs w:val="28"/>
+                <w:lang w:val="uz-Cyrl-UZ"/>
+              </w:rPr>
+              <w:t xml:space="preserve">Ш. Каримов</w:t>
+            </w:r>
+          </w:p>
+        </w:tc>
+        <w:tc>
+          <w:tcPr>
+            <w:tcW w:w="4500" w:type="dxa"/>
+            <w:tcMar>
+              <w:top w:w="120" w:type="dxa"/>
+              <w:bottom w:w="120" w:type="dxa"/>
+            </w:tcMar>
+          </w:tcPr>
+          <w:p>
+            <w:pPr>
+              <w:spacing w:before="120" w:after="120" w:line="240" w:lineRule="auto"/>
+              <w:jc w:val="center"/>
+            </w:pPr>
+            <w:r>
+              <w:rPr>
+                <w:rFonts w:ascii="Times New Roman" w:hAnsi="Times New Roman" w:cs="Times New Roman"/>
+                <w:b/>
+                <w:bCs/>
+                <w:sz w:val="28"/>
+                <w:szCs w:val="28"/>
+                <w:lang w:val="uz-Cyrl-UZ"/>
+              </w:rPr>
+              <w:t xml:space="preserve">ИНВЕСТОР</w:t>
+            </w:r>
+          </w:p>
+          <w:p>
+            <w:pPr>
+              <w:spacing w:before="120" w:after="120" w:line="240" w:lineRule="auto"/>
+              <w:jc w:val="center"/>
+            </w:pPr>
+            <w:r>
+              <w:rPr>
+                <w:rFonts w:ascii="Times New Roman" w:hAnsi="Times New Roman" w:cs="Times New Roman"/>
+                <w:sz w:val="28"/>
+                <w:szCs w:val="28"/>
+                <w:lang w:val="uz-Cyrl-UZ"/>
+              </w:rPr>
+              <w:t xml:space="preserve"> </w:t>
+            </w:r>
+          </w:p>
+          <w:p>
+            <w:pPr>
+              <w:spacing w:before="120" w:after="120" w:line="240" w:lineRule="auto"/>
+              <w:jc w:val="center"/>
+            </w:pPr>
+            <w:r>
+              <w:rPr>
+                <w:rFonts w:ascii="Times New Roman" w:hAnsi="Times New Roman" w:cs="Times New Roman"/>
+                <w:sz w:val="28"/>
+                <w:szCs w:val="28"/>
+                <w:lang w:val="uz-Cyrl-UZ"/>
+              </w:rPr>
+              <w:t xml:space="preserve"> </w:t>
+            </w:r>
+          </w:p>
+          <w:p>
+            <w:pPr>
+              <w:spacing w:before="120" w:after="120" w:line="240" w:lineRule="auto"/>
+              <w:jc w:val="center"/>
+            </w:pPr>
+            <w:r>
+              <w:rPr>
+                <w:rFonts w:ascii="Times New Roman" w:hAnsi="Times New Roman" w:cs="Times New Roman"/>
+                <w:sz w:val="28"/>
+                <w:szCs w:val="28"/>
+                <w:lang w:val="uz-Cyrl-UZ"/>
+              </w:rPr>
+              <w:t xml:space="preserve">____________________________</w:t>
+            </w:r>
+          </w:p>
+          <w:p>
+            <w:pPr>
+              <w:spacing w:before="120" w:after="120" w:line="240" w:lineRule="auto"/>
+              <w:jc w:val="center"/>
+            </w:pPr>
+            <w:r>
+              <w:rPr>
+                <w:rFonts w:ascii="Times New Roman" w:hAnsi="Times New Roman" w:cs="Times New Roman"/>
+                <w:b/>
+                <w:bCs/>
+                <w:sz w:val="28"/>
+                <w:szCs w:val="28"/>
+                <w:lang w:val="uz-Cyrl-UZ"/>
+              </w:rPr>
+              <w:t xml:space="preserve">Тўраев Ботир</w:t>
+            </w:r>
+          </w:p>
+        </w:tc>
+      </w:tr>
+    </w:tbl>
     <w:p/>
     <w:p/>
     <w:sectPr>

--- a/public/uploads/contracts/draft-22.docx
+++ b/public/uploads/contracts/draft-22.docx
@@ -1148,6 +1148,21 @@
                 <w:lang w:val="uz-Cyrl-UZ"/>
               </w:rPr>
               <w:t xml:space="preserve"> </w:t>
+            </w:r>
+          </w:p>
+          <w:p>
+            <w:pPr>
+              <w:jc w:val="center"/>
+              <w:spacing w:after="20"/>
+            </w:pPr>
+            <w:r>
+              <w:rPr>
+                <w:rFonts w:ascii="Times New Roman" w:hAnsi="Times New Roman" w:cs="Times New Roman"/>
+                <w:sz w:val="28"/>
+                <w:szCs w:val="28"/>
+                <w:lang w:val="uz-Cyrl-UZ"/>
+              </w:rPr>
+              <w:t xml:space="preserve">Имзо:</w:t>
             </w:r>
           </w:p>
           <w:p>
@@ -1233,7 +1248,7 @@
                 <w:szCs w:val="28"/>
                 <w:lang w:val="uz-Cyrl-UZ"/>
               </w:rPr>
-              <w:t xml:space="preserve">22-сон, 2026-йил 1-июл</w:t>
+              <w:t xml:space="preserve">22-сон, 2026-йил 18-январ</w:t>
             </w:r>
           </w:p>
         </w:tc>
@@ -1350,6 +1365,21 @@
                 <w:lang w:val="uz-Cyrl-UZ"/>
               </w:rPr>
               <w:t xml:space="preserve"> </w:t>
+            </w:r>
+          </w:p>
+          <w:p>
+            <w:pPr>
+              <w:jc w:val="center"/>
+              <w:spacing w:after="20"/>
+            </w:pPr>
+            <w:r>
+              <w:rPr>
+                <w:rFonts w:ascii="Times New Roman" w:hAnsi="Times New Roman" w:cs="Times New Roman"/>
+                <w:sz w:val="28"/>
+                <w:szCs w:val="28"/>
+                <w:lang w:val="uz-Cyrl-UZ"/>
+              </w:rPr>
+              <w:t xml:space="preserve">Имзо:</w:t>
             </w:r>
           </w:p>
           <w:p>
@@ -1420,7 +1450,7 @@
                 <w:szCs w:val="28"/>
                 <w:lang w:val="uz-Cyrl-UZ"/>
               </w:rPr>
-              <w:t xml:space="preserve">2026-йил 1-июл</w:t>
+              <w:t xml:space="preserve">2026-йил 19-январ</w:t>
             </w:r>
           </w:p>
         </w:tc>
@@ -1462,7 +1492,7 @@
           <w:szCs w:val="28"/>
           <w:lang w:val="uz-Cyrl-UZ"/>
         </w:rPr>
-        <w:t xml:space="preserve">ART-2026-A-22-сонли шартномага</w:t>
+        <w:t xml:space="preserve">А-26-Y8T6C-сонли шартномага</w:t>
       </w:r>
     </w:p>
     <w:p>
@@ -1497,7 +1527,7 @@
           <w:szCs w:val="28"/>
           <w:lang w:val="uz-Cyrl-UZ"/>
         </w:rPr>
-        <w:t xml:space="preserve">Йиғимнинг қолган 80% тўлаш</w:t>
+        <w:t xml:space="preserve">Шартноманинг бир йиллик тўлов</w:t>
       </w:r>
     </w:p>
     <w:p>
@@ -1600,7 +1630,7 @@
                 <w:szCs w:val="28"/>
                 <w:lang w:val="uz-Cyrl-UZ"/>
               </w:rPr>
-              <w:t xml:space="preserve">5 184 000.00 сўм</w:t>
+              <w:t xml:space="preserve">2 160 000.00 сўм</w:t>
             </w:r>
           </w:p>
         </w:tc>
@@ -1648,7 +1678,7 @@
                 <w:szCs w:val="28"/>
                 <w:lang w:val="uz-Cyrl-UZ"/>
               </w:rPr>
-              <w:t xml:space="preserve">20.11.2026</w:t>
+              <w:t xml:space="preserve">20.09.2026</w:t>
             </w:r>
           </w:p>
         </w:tc>
@@ -1671,7 +1701,7 @@
                 <w:szCs w:val="28"/>
                 <w:lang w:val="uz-Cyrl-UZ"/>
               </w:rPr>
-              <w:t xml:space="preserve">5 184 000.00 сўм</w:t>
+              <w:t xml:space="preserve">2 160 000.00 сўм</w:t>
             </w:r>
           </w:p>
         </w:tc>
@@ -1719,7 +1749,7 @@
                 <w:szCs w:val="28"/>
                 <w:lang w:val="uz-Cyrl-UZ"/>
               </w:rPr>
-              <w:t xml:space="preserve">20.02.2027</w:t>
+              <w:t xml:space="preserve">20.10.2026</w:t>
             </w:r>
           </w:p>
         </w:tc>
@@ -1742,7 +1772,7 @@
                 <w:szCs w:val="28"/>
                 <w:lang w:val="uz-Cyrl-UZ"/>
               </w:rPr>
-              <w:t xml:space="preserve">5 184 000.00 сўм</w:t>
+              <w:t xml:space="preserve">2 160 000.00 сўм</w:t>
             </w:r>
           </w:p>
         </w:tc>
@@ -1790,7 +1820,7 @@
                 <w:szCs w:val="28"/>
                 <w:lang w:val="uz-Cyrl-UZ"/>
               </w:rPr>
-              <w:t xml:space="preserve">20.05.2027</w:t>
+              <w:t xml:space="preserve">20.11.2026</w:t>
             </w:r>
           </w:p>
         </w:tc>
@@ -1813,7 +1843,7 @@
                 <w:szCs w:val="28"/>
                 <w:lang w:val="uz-Cyrl-UZ"/>
               </w:rPr>
-              <w:t xml:space="preserve">5 184 000.00 сўм</w:t>
+              <w:t xml:space="preserve">2 160 000.00 сўм</w:t>
             </w:r>
           </w:p>
         </w:tc>
@@ -1832,6 +1862,574 @@
             <w:r>
               <w:rPr>
                 <w:rFonts w:ascii="Times New Roman" w:hAnsi="Times New Roman" w:cs="Times New Roman"/>
+                <w:b/>
+                <w:bCs/>
+                <w:sz w:val="28"/>
+                <w:szCs w:val="28"/>
+                <w:lang w:val="uz-Cyrl-UZ"/>
+              </w:rPr>
+              <w:t xml:space="preserve">5.</w:t>
+            </w:r>
+          </w:p>
+        </w:tc>
+        <w:tc>
+          <w:tcPr>
+            <w:tcW w:w="2100" w:type="dxa"/>
+            <w:vAlign w:val="center"/>
+          </w:tcPr>
+          <w:p>
+            <w:pPr>
+              <w:spacing w:before="120" w:after="120" w:line="240" w:lineRule="auto"/>
+              <w:jc w:val="center"/>
+            </w:pPr>
+            <w:r>
+              <w:rPr>
+                <w:rFonts w:ascii="Times New Roman" w:hAnsi="Times New Roman" w:cs="Times New Roman"/>
+                <w:b/>
+                <w:bCs/>
+                <w:sz w:val="28"/>
+                <w:szCs w:val="28"/>
+                <w:lang w:val="uz-Cyrl-UZ"/>
+              </w:rPr>
+              <w:t xml:space="preserve">20.12.2026</w:t>
+            </w:r>
+          </w:p>
+        </w:tc>
+        <w:tc>
+          <w:tcPr>
+            <w:tcW w:w="6050" w:type="dxa"/>
+            <w:vAlign w:val="center"/>
+          </w:tcPr>
+          <w:p>
+            <w:pPr>
+              <w:spacing w:before="120" w:after="120" w:line="240" w:lineRule="auto"/>
+              <w:jc w:val="center"/>
+            </w:pPr>
+            <w:r>
+              <w:rPr>
+                <w:rFonts w:ascii="Times New Roman" w:hAnsi="Times New Roman" w:cs="Times New Roman"/>
+                <w:b/>
+                <w:bCs/>
+                <w:sz w:val="28"/>
+                <w:szCs w:val="28"/>
+                <w:lang w:val="uz-Cyrl-UZ"/>
+              </w:rPr>
+              <w:t xml:space="preserve">2 160 000.00 сўм</w:t>
+            </w:r>
+          </w:p>
+        </w:tc>
+      </w:tr>
+      <w:tr>
+        <w:tc>
+          <w:tcPr>
+            <w:tcW w:w="850" w:type="dxa"/>
+            <w:vAlign w:val="center"/>
+          </w:tcPr>
+          <w:p>
+            <w:pPr>
+              <w:spacing w:before="120" w:after="120" w:line="240" w:lineRule="auto"/>
+              <w:jc w:val="center"/>
+            </w:pPr>
+            <w:r>
+              <w:rPr>
+                <w:rFonts w:ascii="Times New Roman" w:hAnsi="Times New Roman" w:cs="Times New Roman"/>
+                <w:b/>
+                <w:bCs/>
+                <w:sz w:val="28"/>
+                <w:szCs w:val="28"/>
+                <w:lang w:val="uz-Cyrl-UZ"/>
+              </w:rPr>
+              <w:t xml:space="preserve">6.</w:t>
+            </w:r>
+          </w:p>
+        </w:tc>
+        <w:tc>
+          <w:tcPr>
+            <w:tcW w:w="2100" w:type="dxa"/>
+            <w:vAlign w:val="center"/>
+          </w:tcPr>
+          <w:p>
+            <w:pPr>
+              <w:spacing w:before="120" w:after="120" w:line="240" w:lineRule="auto"/>
+              <w:jc w:val="center"/>
+            </w:pPr>
+            <w:r>
+              <w:rPr>
+                <w:rFonts w:ascii="Times New Roman" w:hAnsi="Times New Roman" w:cs="Times New Roman"/>
+                <w:b/>
+                <w:bCs/>
+                <w:sz w:val="28"/>
+                <w:szCs w:val="28"/>
+                <w:lang w:val="uz-Cyrl-UZ"/>
+              </w:rPr>
+              <w:t xml:space="preserve">20.01.2027</w:t>
+            </w:r>
+          </w:p>
+        </w:tc>
+        <w:tc>
+          <w:tcPr>
+            <w:tcW w:w="6050" w:type="dxa"/>
+            <w:vAlign w:val="center"/>
+          </w:tcPr>
+          <w:p>
+            <w:pPr>
+              <w:spacing w:before="120" w:after="120" w:line="240" w:lineRule="auto"/>
+              <w:jc w:val="center"/>
+            </w:pPr>
+            <w:r>
+              <w:rPr>
+                <w:rFonts w:ascii="Times New Roman" w:hAnsi="Times New Roman" w:cs="Times New Roman"/>
+                <w:b/>
+                <w:bCs/>
+                <w:sz w:val="28"/>
+                <w:szCs w:val="28"/>
+                <w:lang w:val="uz-Cyrl-UZ"/>
+              </w:rPr>
+              <w:t xml:space="preserve">2 160 000.00 сўм</w:t>
+            </w:r>
+          </w:p>
+        </w:tc>
+      </w:tr>
+      <w:tr>
+        <w:tc>
+          <w:tcPr>
+            <w:tcW w:w="850" w:type="dxa"/>
+            <w:vAlign w:val="center"/>
+          </w:tcPr>
+          <w:p>
+            <w:pPr>
+              <w:spacing w:before="120" w:after="120" w:line="240" w:lineRule="auto"/>
+              <w:jc w:val="center"/>
+            </w:pPr>
+            <w:r>
+              <w:rPr>
+                <w:rFonts w:ascii="Times New Roman" w:hAnsi="Times New Roman" w:cs="Times New Roman"/>
+                <w:b/>
+                <w:bCs/>
+                <w:sz w:val="28"/>
+                <w:szCs w:val="28"/>
+                <w:lang w:val="uz-Cyrl-UZ"/>
+              </w:rPr>
+              <w:t xml:space="preserve">7.</w:t>
+            </w:r>
+          </w:p>
+        </w:tc>
+        <w:tc>
+          <w:tcPr>
+            <w:tcW w:w="2100" w:type="dxa"/>
+            <w:vAlign w:val="center"/>
+          </w:tcPr>
+          <w:p>
+            <w:pPr>
+              <w:spacing w:before="120" w:after="120" w:line="240" w:lineRule="auto"/>
+              <w:jc w:val="center"/>
+            </w:pPr>
+            <w:r>
+              <w:rPr>
+                <w:rFonts w:ascii="Times New Roman" w:hAnsi="Times New Roman" w:cs="Times New Roman"/>
+                <w:b/>
+                <w:bCs/>
+                <w:sz w:val="28"/>
+                <w:szCs w:val="28"/>
+                <w:lang w:val="uz-Cyrl-UZ"/>
+              </w:rPr>
+              <w:t xml:space="preserve">20.02.2027</w:t>
+            </w:r>
+          </w:p>
+        </w:tc>
+        <w:tc>
+          <w:tcPr>
+            <w:tcW w:w="6050" w:type="dxa"/>
+            <w:vAlign w:val="center"/>
+          </w:tcPr>
+          <w:p>
+            <w:pPr>
+              <w:spacing w:before="120" w:after="120" w:line="240" w:lineRule="auto"/>
+              <w:jc w:val="center"/>
+            </w:pPr>
+            <w:r>
+              <w:rPr>
+                <w:rFonts w:ascii="Times New Roman" w:hAnsi="Times New Roman" w:cs="Times New Roman"/>
+                <w:b/>
+                <w:bCs/>
+                <w:sz w:val="28"/>
+                <w:szCs w:val="28"/>
+                <w:lang w:val="uz-Cyrl-UZ"/>
+              </w:rPr>
+              <w:t xml:space="preserve">2 160 000.00 сўм</w:t>
+            </w:r>
+          </w:p>
+        </w:tc>
+      </w:tr>
+      <w:tr>
+        <w:tc>
+          <w:tcPr>
+            <w:tcW w:w="850" w:type="dxa"/>
+            <w:vAlign w:val="center"/>
+          </w:tcPr>
+          <w:p>
+            <w:pPr>
+              <w:spacing w:before="120" w:after="120" w:line="240" w:lineRule="auto"/>
+              <w:jc w:val="center"/>
+            </w:pPr>
+            <w:r>
+              <w:rPr>
+                <w:rFonts w:ascii="Times New Roman" w:hAnsi="Times New Roman" w:cs="Times New Roman"/>
+                <w:b/>
+                <w:bCs/>
+                <w:sz w:val="28"/>
+                <w:szCs w:val="28"/>
+                <w:lang w:val="uz-Cyrl-UZ"/>
+              </w:rPr>
+              <w:t xml:space="preserve">8.</w:t>
+            </w:r>
+          </w:p>
+        </w:tc>
+        <w:tc>
+          <w:tcPr>
+            <w:tcW w:w="2100" w:type="dxa"/>
+            <w:vAlign w:val="center"/>
+          </w:tcPr>
+          <w:p>
+            <w:pPr>
+              <w:spacing w:before="120" w:after="120" w:line="240" w:lineRule="auto"/>
+              <w:jc w:val="center"/>
+            </w:pPr>
+            <w:r>
+              <w:rPr>
+                <w:rFonts w:ascii="Times New Roman" w:hAnsi="Times New Roman" w:cs="Times New Roman"/>
+                <w:b/>
+                <w:bCs/>
+                <w:sz w:val="28"/>
+                <w:szCs w:val="28"/>
+                <w:lang w:val="uz-Cyrl-UZ"/>
+              </w:rPr>
+              <w:t xml:space="preserve">20.03.2027</w:t>
+            </w:r>
+          </w:p>
+        </w:tc>
+        <w:tc>
+          <w:tcPr>
+            <w:tcW w:w="6050" w:type="dxa"/>
+            <w:vAlign w:val="center"/>
+          </w:tcPr>
+          <w:p>
+            <w:pPr>
+              <w:spacing w:before="120" w:after="120" w:line="240" w:lineRule="auto"/>
+              <w:jc w:val="center"/>
+            </w:pPr>
+            <w:r>
+              <w:rPr>
+                <w:rFonts w:ascii="Times New Roman" w:hAnsi="Times New Roman" w:cs="Times New Roman"/>
+                <w:b/>
+                <w:bCs/>
+                <w:sz w:val="28"/>
+                <w:szCs w:val="28"/>
+                <w:lang w:val="uz-Cyrl-UZ"/>
+              </w:rPr>
+              <w:t xml:space="preserve">2 160 000.00 сўм</w:t>
+            </w:r>
+          </w:p>
+        </w:tc>
+      </w:tr>
+      <w:tr>
+        <w:tc>
+          <w:tcPr>
+            <w:tcW w:w="850" w:type="dxa"/>
+            <w:vAlign w:val="center"/>
+          </w:tcPr>
+          <w:p>
+            <w:pPr>
+              <w:spacing w:before="120" w:after="120" w:line="240" w:lineRule="auto"/>
+              <w:jc w:val="center"/>
+            </w:pPr>
+            <w:r>
+              <w:rPr>
+                <w:rFonts w:ascii="Times New Roman" w:hAnsi="Times New Roman" w:cs="Times New Roman"/>
+                <w:b/>
+                <w:bCs/>
+                <w:sz w:val="28"/>
+                <w:szCs w:val="28"/>
+                <w:lang w:val="uz-Cyrl-UZ"/>
+              </w:rPr>
+              <w:t xml:space="preserve">9.</w:t>
+            </w:r>
+          </w:p>
+        </w:tc>
+        <w:tc>
+          <w:tcPr>
+            <w:tcW w:w="2100" w:type="dxa"/>
+            <w:vAlign w:val="center"/>
+          </w:tcPr>
+          <w:p>
+            <w:pPr>
+              <w:spacing w:before="120" w:after="120" w:line="240" w:lineRule="auto"/>
+              <w:jc w:val="center"/>
+            </w:pPr>
+            <w:r>
+              <w:rPr>
+                <w:rFonts w:ascii="Times New Roman" w:hAnsi="Times New Roman" w:cs="Times New Roman"/>
+                <w:b/>
+                <w:bCs/>
+                <w:sz w:val="28"/>
+                <w:szCs w:val="28"/>
+                <w:lang w:val="uz-Cyrl-UZ"/>
+              </w:rPr>
+              <w:t xml:space="preserve">20.04.2027</w:t>
+            </w:r>
+          </w:p>
+        </w:tc>
+        <w:tc>
+          <w:tcPr>
+            <w:tcW w:w="6050" w:type="dxa"/>
+            <w:vAlign w:val="center"/>
+          </w:tcPr>
+          <w:p>
+            <w:pPr>
+              <w:spacing w:before="120" w:after="120" w:line="240" w:lineRule="auto"/>
+              <w:jc w:val="center"/>
+            </w:pPr>
+            <w:r>
+              <w:rPr>
+                <w:rFonts w:ascii="Times New Roman" w:hAnsi="Times New Roman" w:cs="Times New Roman"/>
+                <w:b/>
+                <w:bCs/>
+                <w:sz w:val="28"/>
+                <w:szCs w:val="28"/>
+                <w:lang w:val="uz-Cyrl-UZ"/>
+              </w:rPr>
+              <w:t xml:space="preserve">2 160 000.00 сўм</w:t>
+            </w:r>
+          </w:p>
+        </w:tc>
+      </w:tr>
+      <w:tr>
+        <w:tc>
+          <w:tcPr>
+            <w:tcW w:w="850" w:type="dxa"/>
+            <w:vAlign w:val="center"/>
+          </w:tcPr>
+          <w:p>
+            <w:pPr>
+              <w:spacing w:before="120" w:after="120" w:line="240" w:lineRule="auto"/>
+              <w:jc w:val="center"/>
+            </w:pPr>
+            <w:r>
+              <w:rPr>
+                <w:rFonts w:ascii="Times New Roman" w:hAnsi="Times New Roman" w:cs="Times New Roman"/>
+                <w:b/>
+                <w:bCs/>
+                <w:sz w:val="28"/>
+                <w:szCs w:val="28"/>
+                <w:lang w:val="uz-Cyrl-UZ"/>
+              </w:rPr>
+              <w:t xml:space="preserve">10.</w:t>
+            </w:r>
+          </w:p>
+        </w:tc>
+        <w:tc>
+          <w:tcPr>
+            <w:tcW w:w="2100" w:type="dxa"/>
+            <w:vAlign w:val="center"/>
+          </w:tcPr>
+          <w:p>
+            <w:pPr>
+              <w:spacing w:before="120" w:after="120" w:line="240" w:lineRule="auto"/>
+              <w:jc w:val="center"/>
+            </w:pPr>
+            <w:r>
+              <w:rPr>
+                <w:rFonts w:ascii="Times New Roman" w:hAnsi="Times New Roman" w:cs="Times New Roman"/>
+                <w:b/>
+                <w:bCs/>
+                <w:sz w:val="28"/>
+                <w:szCs w:val="28"/>
+                <w:lang w:val="uz-Cyrl-UZ"/>
+              </w:rPr>
+              <w:t xml:space="preserve">20.05.2027</w:t>
+            </w:r>
+          </w:p>
+        </w:tc>
+        <w:tc>
+          <w:tcPr>
+            <w:tcW w:w="6050" w:type="dxa"/>
+            <w:vAlign w:val="center"/>
+          </w:tcPr>
+          <w:p>
+            <w:pPr>
+              <w:spacing w:before="120" w:after="120" w:line="240" w:lineRule="auto"/>
+              <w:jc w:val="center"/>
+            </w:pPr>
+            <w:r>
+              <w:rPr>
+                <w:rFonts w:ascii="Times New Roman" w:hAnsi="Times New Roman" w:cs="Times New Roman"/>
+                <w:b/>
+                <w:bCs/>
+                <w:sz w:val="28"/>
+                <w:szCs w:val="28"/>
+                <w:lang w:val="uz-Cyrl-UZ"/>
+              </w:rPr>
+              <w:t xml:space="preserve">2 160 000.00 сўм</w:t>
+            </w:r>
+          </w:p>
+        </w:tc>
+      </w:tr>
+      <w:tr>
+        <w:tc>
+          <w:tcPr>
+            <w:tcW w:w="850" w:type="dxa"/>
+            <w:vAlign w:val="center"/>
+          </w:tcPr>
+          <w:p>
+            <w:pPr>
+              <w:spacing w:before="120" w:after="120" w:line="240" w:lineRule="auto"/>
+              <w:jc w:val="center"/>
+            </w:pPr>
+            <w:r>
+              <w:rPr>
+                <w:rFonts w:ascii="Times New Roman" w:hAnsi="Times New Roman" w:cs="Times New Roman"/>
+                <w:b/>
+                <w:bCs/>
+                <w:sz w:val="28"/>
+                <w:szCs w:val="28"/>
+                <w:lang w:val="uz-Cyrl-UZ"/>
+              </w:rPr>
+              <w:t xml:space="preserve">11.</w:t>
+            </w:r>
+          </w:p>
+        </w:tc>
+        <w:tc>
+          <w:tcPr>
+            <w:tcW w:w="2100" w:type="dxa"/>
+            <w:vAlign w:val="center"/>
+          </w:tcPr>
+          <w:p>
+            <w:pPr>
+              <w:spacing w:before="120" w:after="120" w:line="240" w:lineRule="auto"/>
+              <w:jc w:val="center"/>
+            </w:pPr>
+            <w:r>
+              <w:rPr>
+                <w:rFonts w:ascii="Times New Roman" w:hAnsi="Times New Roman" w:cs="Times New Roman"/>
+                <w:b/>
+                <w:bCs/>
+                <w:sz w:val="28"/>
+                <w:szCs w:val="28"/>
+                <w:lang w:val="uz-Cyrl-UZ"/>
+              </w:rPr>
+              <w:t xml:space="preserve">20.06.2027</w:t>
+            </w:r>
+          </w:p>
+        </w:tc>
+        <w:tc>
+          <w:tcPr>
+            <w:tcW w:w="6050" w:type="dxa"/>
+            <w:vAlign w:val="center"/>
+          </w:tcPr>
+          <w:p>
+            <w:pPr>
+              <w:spacing w:before="120" w:after="120" w:line="240" w:lineRule="auto"/>
+              <w:jc w:val="center"/>
+            </w:pPr>
+            <w:r>
+              <w:rPr>
+                <w:rFonts w:ascii="Times New Roman" w:hAnsi="Times New Roman" w:cs="Times New Roman"/>
+                <w:b/>
+                <w:bCs/>
+                <w:sz w:val="28"/>
+                <w:szCs w:val="28"/>
+                <w:lang w:val="uz-Cyrl-UZ"/>
+              </w:rPr>
+              <w:t xml:space="preserve">2 160 000.00 сўм</w:t>
+            </w:r>
+          </w:p>
+        </w:tc>
+      </w:tr>
+      <w:tr>
+        <w:tc>
+          <w:tcPr>
+            <w:tcW w:w="850" w:type="dxa"/>
+            <w:vAlign w:val="center"/>
+          </w:tcPr>
+          <w:p>
+            <w:pPr>
+              <w:spacing w:before="120" w:after="120" w:line="240" w:lineRule="auto"/>
+              <w:jc w:val="center"/>
+            </w:pPr>
+            <w:r>
+              <w:rPr>
+                <w:rFonts w:ascii="Times New Roman" w:hAnsi="Times New Roman" w:cs="Times New Roman"/>
+                <w:b/>
+                <w:bCs/>
+                <w:sz w:val="28"/>
+                <w:szCs w:val="28"/>
+                <w:lang w:val="uz-Cyrl-UZ"/>
+              </w:rPr>
+              <w:t xml:space="preserve">12.</w:t>
+            </w:r>
+          </w:p>
+        </w:tc>
+        <w:tc>
+          <w:tcPr>
+            <w:tcW w:w="2100" w:type="dxa"/>
+            <w:vAlign w:val="center"/>
+          </w:tcPr>
+          <w:p>
+            <w:pPr>
+              <w:spacing w:before="120" w:after="120" w:line="240" w:lineRule="auto"/>
+              <w:jc w:val="center"/>
+            </w:pPr>
+            <w:r>
+              <w:rPr>
+                <w:rFonts w:ascii="Times New Roman" w:hAnsi="Times New Roman" w:cs="Times New Roman"/>
+                <w:b/>
+                <w:bCs/>
+                <w:sz w:val="28"/>
+                <w:szCs w:val="28"/>
+                <w:lang w:val="uz-Cyrl-UZ"/>
+              </w:rPr>
+              <w:t xml:space="preserve">20.07.2027</w:t>
+            </w:r>
+          </w:p>
+        </w:tc>
+        <w:tc>
+          <w:tcPr>
+            <w:tcW w:w="6050" w:type="dxa"/>
+            <w:vAlign w:val="center"/>
+          </w:tcPr>
+          <w:p>
+            <w:pPr>
+              <w:spacing w:before="120" w:after="120" w:line="240" w:lineRule="auto"/>
+              <w:jc w:val="center"/>
+            </w:pPr>
+            <w:r>
+              <w:rPr>
+                <w:rFonts w:ascii="Times New Roman" w:hAnsi="Times New Roman" w:cs="Times New Roman"/>
+                <w:b/>
+                <w:bCs/>
+                <w:sz w:val="28"/>
+                <w:szCs w:val="28"/>
+                <w:lang w:val="uz-Cyrl-UZ"/>
+              </w:rPr>
+              <w:t xml:space="preserve">2 160 000.00 сўм</w:t>
+            </w:r>
+          </w:p>
+        </w:tc>
+      </w:tr>
+      <w:tr>
+        <w:tc>
+          <w:tcPr>
+            <w:tcW w:w="850" w:type="dxa"/>
+            <w:vAlign w:val="center"/>
+          </w:tcPr>
+          <w:p>
+            <w:pPr>
+              <w:spacing w:before="120" w:after="120" w:line="240" w:lineRule="auto"/>
+              <w:jc w:val="center"/>
+            </w:pPr>
+            <w:r>
+              <w:rPr>
+                <w:rFonts w:ascii="Times New Roman" w:hAnsi="Times New Roman" w:cs="Times New Roman"/>
                 <w:sz w:val="28"/>
                 <w:szCs w:val="28"/>
                 <w:lang w:val="uz-Cyrl-UZ"/>
@@ -1882,7 +2480,7 @@
                 <w:szCs w:val="28"/>
                 <w:lang w:val="uz-Cyrl-UZ"/>
               </w:rPr>
-              <w:t xml:space="preserve">20 736 000.00 сўм</w:t>
+              <w:t xml:space="preserve">25 920 000.00 сўм</w:t>
             </w:r>
           </w:p>
         </w:tc>
@@ -1987,7 +2585,7 @@
                 <w:szCs w:val="28"/>
                 <w:lang w:val="uz-Cyrl-UZ"/>
               </w:rPr>
-              <w:t xml:space="preserve">Ш. Каримов</w:t>
+              <w:t xml:space="preserve">Каримов Шавкат</w:t>
             </w:r>
           </w:p>
         </w:tc>

--- a/public/uploads/contracts/draft-22.docx
+++ b/public/uploads/contracts/draft-22.docx
@@ -51,24 +51,24 @@
           <w:szCs w:val="28"/>
           <w:lang w:val="uz-Cyrl-UZ"/>
         </w:rPr>
-        <w:t xml:space="preserve">2026 йил 1-июл          А-26-Y8T6C-сон                                        Тошкент шаҳри ш.</w:t>
-      </w:r>
-    </w:p>
-    <w:p/>
-    <w:p>
-      <w:pPr>
-        <w:spacing w:after="0" w:line="240" w:lineRule="auto"/>
-        <w:ind w:firstLine="851"/>
-        <w:jc w:val="both"/>
-      </w:pPr>
-      <w:r>
-        <w:rPr>
-          <w:rFonts w:ascii="Times New Roman" w:hAnsi="Times New Roman" w:cs="Times New Roman"/>
-          <w:sz w:val="28"/>
-          <w:szCs w:val="28"/>
-          <w:lang w:val="uz-Cyrl-UZ"/>
-        </w:rPr>
-        <w:t xml:space="preserve">Кейинги ўринларда “Ижарага берувчи” деб номланадиган Тошкент шаҳар ҳокимияти томонидан ва кейинги ўринларда “Ижарага олувчи” деб номланадиган Тўраев Ботир («FRESH MARKET» МЧЖ) томонидан мазкур шартномани Ўзбекистон Республикаси Ягона интерактив давлат хизматлари портали орқали 2026 йил 1-июл да келиб тушган А-26-Y8T6C-сон аризага биноан тузди.</w:t>
+        <w:t xml:space="preserve">2026 йил 1-июл          А-26-2UHU4-сон                                        Тошкент шаҳри ш.</w:t>
+      </w:r>
+    </w:p>
+    <w:p/>
+    <w:p>
+      <w:pPr>
+        <w:spacing w:after="0" w:line="240" w:lineRule="auto"/>
+        <w:ind w:firstLine="851"/>
+        <w:jc w:val="both"/>
+      </w:pPr>
+      <w:r>
+        <w:rPr>
+          <w:rFonts w:ascii="Times New Roman" w:hAnsi="Times New Roman" w:cs="Times New Roman"/>
+          <w:sz w:val="28"/>
+          <w:szCs w:val="28"/>
+          <w:lang w:val="uz-Cyrl-UZ"/>
+        </w:rPr>
+        <w:t xml:space="preserve">Кейинги ўринларда “Ижарага берувчи” деб номланадиган Тошкент шаҳар ҳокимияти томонидан ва кейинги ўринларда “Ижарага олувчи” деб номланадиган Усмонов Сардор («FRESH MARKET» МЧЖ) томонидан мазкур шартномани Ўзбекистон Республикаси Ягона интерактив давлат хизматлари портали орқали 2026 йил 1-июл да келиб тушган А-26-2UHU4-сон аризага биноан тузди.</w:t>
       </w:r>
     </w:p>
     <w:p/>
@@ -120,7 +120,7 @@
           <w:szCs w:val="28"/>
           <w:lang w:val="uz-Cyrl-UZ"/>
         </w:rPr>
-        <w:t xml:space="preserve">1.2. Ижарага берувчи ер участкасини 2026 йил 1-июл дан 1 (бир) йил муддатга ижарага беради, Ижарага олувчи эса ўзига тегишли бўлган Тошкент шаҳрининг Мирзо-Улуғбек туманидаги Мирзо-Улуғбек тумани, Катта ҳалқа йўли кўчаси, №12 манзилда жойлашган «FRESH MARKET» МЧЖ объекти (ер участкаси)га туташ ҳудуддаги кейинчалик “Ер участкаси” деб номланувчи 48 кв.м ер майдонни Умумий овқатланиш фаолиятини ташкил этиш учун ижарага олади.</w:t>
+        <w:t xml:space="preserve">1.2. Ижарага берувчи ер участкасини 2026 йил 1-июл дан 1 (бир) йил муддатга ижарага беради, Ижарага олувчи эса ўзига тегишли бўлган Тошкент шаҳрининг Мирзо-Улуғбек туманидаги Мирзо-Улуғбек тумани, Сайёҳлар кўчаси, №117 манзилда жойлашган «FRESH MARKET» МЧЖ объекти (ер участкаси)га туташ ҳудуддаги кейинчалик “Ер участкаси” деб номланувчи 33 кв.м ер майдонни Савдо фаолиятини ташкил этиш учун ижарага олади.</w:t>
       </w:r>
     </w:p>
     <w:p/>
@@ -257,24 +257,24 @@
           <w:szCs w:val="28"/>
           <w:lang w:val="uz-Cyrl-UZ"/>
         </w:rPr>
-        <w:t xml:space="preserve">2.5. Ер участкаси тадбиркорлик фаолиятини амалга ошириш учун берилади ва қуйидаги мақсадда фойдаланилади: Умумий овқатланиш.</w:t>
-      </w:r>
-    </w:p>
-    <w:p/>
-    <w:p>
-      <w:pPr>
-        <w:spacing w:after="0" w:line="240" w:lineRule="auto"/>
-        <w:ind w:firstLine="851"/>
-        <w:jc w:val="both"/>
-      </w:pPr>
-      <w:r>
-        <w:rPr>
-          <w:rFonts w:ascii="Times New Roman" w:hAnsi="Times New Roman" w:cs="Times New Roman"/>
-          <w:sz w:val="28"/>
-          <w:szCs w:val="28"/>
-          <w:lang w:val="uz-Cyrl-UZ"/>
-        </w:rPr>
-        <w:t xml:space="preserve">2.6. Объект жойлашган кўча тури: Ички. Кадастр рақами: 10:11:08:08:03:0103.</w:t>
+        <w:t xml:space="preserve">2.5. Ер участкаси тадбиркорлик фаолиятини амалга ошириш учун берилади ва қуйидаги мақсадда фойдаланилади: Савдо.</w:t>
+      </w:r>
+    </w:p>
+    <w:p/>
+    <w:p>
+      <w:pPr>
+        <w:spacing w:after="0" w:line="240" w:lineRule="auto"/>
+        <w:ind w:firstLine="851"/>
+        <w:jc w:val="both"/>
+      </w:pPr>
+      <w:r>
+        <w:rPr>
+          <w:rFonts w:ascii="Times New Roman" w:hAnsi="Times New Roman" w:cs="Times New Roman"/>
+          <w:sz w:val="28"/>
+          <w:szCs w:val="28"/>
+          <w:lang w:val="uz-Cyrl-UZ"/>
+        </w:rPr>
+        <w:t xml:space="preserve">2.6. Объект жойлашган кўча тури: Шох (магистрал). Кадастр рақами: 10:11:04:02:02:0103.</w:t>
       </w:r>
     </w:p>
     <w:p/>
@@ -343,7 +343,7 @@
           <w:szCs w:val="28"/>
           <w:lang w:val="uz-Cyrl-UZ"/>
         </w:rPr>
-        <w:t xml:space="preserve">3.3. Ер участкаси учун йиллик ижара тўлови 25 920 000 сўмни ташкил этади ва йиллик ижара тўлов суммасининг тенг миқдорга бўлган ҳолда ҳар ойда (ойлик 2 160 000 сўм) амалга оширилади.</w:t>
+        <w:t xml:space="preserve">3.3. Ер участкаси учун йиллик ижара тўлови 17 820 000 сўмни ташкил этади ва йиллик ижара тўлов суммасининг тенг миқдорга бўлган ҳолда ҳар ойда (ойлик 1 485 000 сўм) амалга оширилади.</w:t>
       </w:r>
     </w:p>
     <w:p/>
@@ -1248,7 +1248,7 @@
                 <w:szCs w:val="28"/>
                 <w:lang w:val="uz-Cyrl-UZ"/>
               </w:rPr>
-              <w:t xml:space="preserve">22-сон, 2026-йил 18-январ</w:t>
+              <w:t xml:space="preserve">22-сон, 2026-йил 1-июл</w:t>
             </w:r>
           </w:p>
         </w:tc>
@@ -1304,7 +1304,7 @@
                 <w:szCs w:val="28"/>
                 <w:lang w:val="uz-Cyrl-UZ"/>
               </w:rPr>
-              <w:t xml:space="preserve">ФИО: Тўраев Ботир</w:t>
+              <w:t xml:space="preserve">ФИО: Усмонов Сардор</w:t>
             </w:r>
           </w:p>
           <w:p>
@@ -1319,7 +1319,7 @@
                 <w:szCs w:val="28"/>
                 <w:lang w:val="uz-Cyrl-UZ"/>
               </w:rPr>
-              <w:t xml:space="preserve">Манзил: Мирзо-Улуғбек тумани, Катта ҳалқа йўли кўчаси, №12</w:t>
+              <w:t xml:space="preserve">Манзил: Мирзо-Улуғбек тумани, Сайёҳлар кўчаси, №117</w:t>
             </w:r>
           </w:p>
           <w:p>
@@ -1334,7 +1334,7 @@
                 <w:szCs w:val="28"/>
                 <w:lang w:val="uz-Cyrl-UZ"/>
               </w:rPr>
-              <w:t xml:space="preserve">СТИР (ЖШШИР): 30000000077777</w:t>
+              <w:t xml:space="preserve">СТИР (ЖШШИР): 30000000022222</w:t>
             </w:r>
           </w:p>
           <w:p>
@@ -1435,7 +1435,7 @@
                 <w:szCs w:val="28"/>
                 <w:lang w:val="uz-Cyrl-UZ"/>
               </w:rPr>
-              <w:t xml:space="preserve">Е-ИМЗО: Тўраев Ботир</w:t>
+              <w:t xml:space="preserve">Е-ИМЗО: Усмонов Сардор</w:t>
             </w:r>
           </w:p>
           <w:p>
@@ -1450,7 +1450,7 @@
                 <w:szCs w:val="28"/>
                 <w:lang w:val="uz-Cyrl-UZ"/>
               </w:rPr>
-              <w:t xml:space="preserve">2026-йил 19-январ</w:t>
+              <w:t xml:space="preserve">2026-йил 1-июл</w:t>
             </w:r>
           </w:p>
         </w:tc>
@@ -1492,7 +1492,7 @@
           <w:szCs w:val="28"/>
           <w:lang w:val="uz-Cyrl-UZ"/>
         </w:rPr>
-        <w:t xml:space="preserve">А-26-Y8T6C-сонли шартномага</w:t>
+        <w:t xml:space="preserve">А-26-2UHU4-сонли шартномага</w:t>
       </w:r>
     </w:p>
     <w:p>
@@ -1630,7 +1630,7 @@
                 <w:szCs w:val="28"/>
                 <w:lang w:val="uz-Cyrl-UZ"/>
               </w:rPr>
-              <w:t xml:space="preserve">2 160 000.00 сўм</w:t>
+              <w:t xml:space="preserve">1 485 000.00 сўм</w:t>
             </w:r>
           </w:p>
         </w:tc>
@@ -1701,7 +1701,7 @@
                 <w:szCs w:val="28"/>
                 <w:lang w:val="uz-Cyrl-UZ"/>
               </w:rPr>
-              <w:t xml:space="preserve">2 160 000.00 сўм</w:t>
+              <w:t xml:space="preserve">1 485 000.00 сўм</w:t>
             </w:r>
           </w:p>
         </w:tc>
@@ -1772,7 +1772,7 @@
                 <w:szCs w:val="28"/>
                 <w:lang w:val="uz-Cyrl-UZ"/>
               </w:rPr>
-              <w:t xml:space="preserve">2 160 000.00 сўм</w:t>
+              <w:t xml:space="preserve">1 485 000.00 сўм</w:t>
             </w:r>
           </w:p>
         </w:tc>
@@ -1843,7 +1843,7 @@
                 <w:szCs w:val="28"/>
                 <w:lang w:val="uz-Cyrl-UZ"/>
               </w:rPr>
-              <w:t xml:space="preserve">2 160 000.00 сўм</w:t>
+              <w:t xml:space="preserve">1 485 000.00 сўм</w:t>
             </w:r>
           </w:p>
         </w:tc>
@@ -1914,7 +1914,7 @@
                 <w:szCs w:val="28"/>
                 <w:lang w:val="uz-Cyrl-UZ"/>
               </w:rPr>
-              <w:t xml:space="preserve">2 160 000.00 сўм</w:t>
+              <w:t xml:space="preserve">1 485 000.00 сўм</w:t>
             </w:r>
           </w:p>
         </w:tc>
@@ -1985,7 +1985,7 @@
                 <w:szCs w:val="28"/>
                 <w:lang w:val="uz-Cyrl-UZ"/>
               </w:rPr>
-              <w:t xml:space="preserve">2 160 000.00 сўм</w:t>
+              <w:t xml:space="preserve">1 485 000.00 сўм</w:t>
             </w:r>
           </w:p>
         </w:tc>
@@ -2056,7 +2056,7 @@
                 <w:szCs w:val="28"/>
                 <w:lang w:val="uz-Cyrl-UZ"/>
               </w:rPr>
-              <w:t xml:space="preserve">2 160 000.00 сўм</w:t>
+              <w:t xml:space="preserve">1 485 000.00 сўм</w:t>
             </w:r>
           </w:p>
         </w:tc>
@@ -2127,7 +2127,7 @@
                 <w:szCs w:val="28"/>
                 <w:lang w:val="uz-Cyrl-UZ"/>
               </w:rPr>
-              <w:t xml:space="preserve">2 160 000.00 сўм</w:t>
+              <w:t xml:space="preserve">1 485 000.00 сўм</w:t>
             </w:r>
           </w:p>
         </w:tc>
@@ -2198,7 +2198,7 @@
                 <w:szCs w:val="28"/>
                 <w:lang w:val="uz-Cyrl-UZ"/>
               </w:rPr>
-              <w:t xml:space="preserve">2 160 000.00 сўм</w:t>
+              <w:t xml:space="preserve">1 485 000.00 сўм</w:t>
             </w:r>
           </w:p>
         </w:tc>
@@ -2269,7 +2269,7 @@
                 <w:szCs w:val="28"/>
                 <w:lang w:val="uz-Cyrl-UZ"/>
               </w:rPr>
-              <w:t xml:space="preserve">2 160 000.00 сўм</w:t>
+              <w:t xml:space="preserve">1 485 000.00 сўм</w:t>
             </w:r>
           </w:p>
         </w:tc>
@@ -2340,7 +2340,7 @@
                 <w:szCs w:val="28"/>
                 <w:lang w:val="uz-Cyrl-UZ"/>
               </w:rPr>
-              <w:t xml:space="preserve">2 160 000.00 сўм</w:t>
+              <w:t xml:space="preserve">1 485 000.00 сўм</w:t>
             </w:r>
           </w:p>
         </w:tc>
@@ -2411,7 +2411,7 @@
                 <w:szCs w:val="28"/>
                 <w:lang w:val="uz-Cyrl-UZ"/>
               </w:rPr>
-              <w:t xml:space="preserve">2 160 000.00 сўм</w:t>
+              <w:t xml:space="preserve">1 485 000.00 сўм</w:t>
             </w:r>
           </w:p>
         </w:tc>
@@ -2480,7 +2480,7 @@
                 <w:szCs w:val="28"/>
                 <w:lang w:val="uz-Cyrl-UZ"/>
               </w:rPr>
-              <w:t xml:space="preserve">25 920 000.00 сўм</w:t>
+              <w:t xml:space="preserve">17 820 000.00 сўм</w:t>
             </w:r>
           </w:p>
         </w:tc>
@@ -2673,7 +2673,7 @@
                 <w:szCs w:val="28"/>
                 <w:lang w:val="uz-Cyrl-UZ"/>
               </w:rPr>
-              <w:t xml:space="preserve">Тўраев Ботир</w:t>
+              <w:t xml:space="preserve">Усмонов Сардор</w:t>
             </w:r>
           </w:p>
         </w:tc>
